--- a/Shedule/Interview Preparation Plan (Day-by-Day).docx
+++ b/Shedule/Interview Preparation Plan (Day-by-Day).docx
@@ -7,8 +7,8 @@
         <w:pStyle w:val="Normal"/>
         <w:rPr>
           <w:rFonts w:ascii="Cambria" w:hAnsi="Cambria"/>
-          <w:sz w:val="28"/>
-          <w:szCs w:val="28"/>
+          <w:sz w:val="22"/>
+          <w:szCs w:val="22"/>
         </w:rPr>
       </w:pPr>
       <w:r>
@@ -16,8 +16,8 @@
           <w:rFonts w:cs="Segoe UI Emoji" w:ascii="Cambria" w:hAnsi="Cambria"/>
           <w:b/>
           <w:bCs/>
-          <w:sz w:val="28"/>
-          <w:szCs w:val="28"/>
+          <w:sz w:val="22"/>
+          <w:szCs w:val="22"/>
         </w:rPr>
         <w:t>🗓️</w:t>
       </w:r>
@@ -26,8 +26,8 @@
           <w:rFonts w:ascii="Cambria" w:hAnsi="Cambria"/>
           <w:b/>
           <w:bCs/>
-          <w:sz w:val="28"/>
-          <w:szCs w:val="28"/>
+          <w:sz w:val="22"/>
+          <w:szCs w:val="22"/>
         </w:rPr>
         <w:t xml:space="preserve"> </w:t>
       </w:r>
@@ -36,8 +36,8 @@
           <w:rFonts w:ascii="Cambria" w:hAnsi="Cambria"/>
           <w:b/>
           <w:bCs/>
-          <w:sz w:val="28"/>
-          <w:szCs w:val="28"/>
+          <w:sz w:val="22"/>
+          <w:szCs w:val="22"/>
         </w:rPr>
         <w:t>Interview Preparation Plan (Day-by-Day)</w:t>
       </w:r>
@@ -57,8 +57,8 @@
         <w:tblLook w:firstRow="1" w:noVBand="1" w:lastRow="0" w:firstColumn="1" w:lastColumn="0" w:noHBand="0" w:val="04a0"/>
       </w:tblPr>
       <w:tblGrid>
-        <w:gridCol w:w="1206"/>
-        <w:gridCol w:w="1975"/>
+        <w:gridCol w:w="1205"/>
+        <w:gridCol w:w="1976"/>
         <w:gridCol w:w="3135"/>
         <w:gridCol w:w="2709"/>
       </w:tblGrid>
@@ -68,7 +68,7 @@
         </w:trPr>
         <w:tc>
           <w:tcPr>
-            <w:tcW w:w="1206" w:type="dxa"/>
+            <w:tcW w:w="1205" w:type="dxa"/>
             <w:tcBorders/>
             <w:vAlign w:val="center"/>
           </w:tcPr>
@@ -78,6 +78,8 @@
               <w:spacing w:before="0" w:after="160"/>
               <w:rPr>
                 <w:rFonts w:ascii="Cambria" w:hAnsi="Cambria"/>
+                <w:sz w:val="22"/>
+                <w:szCs w:val="22"/>
               </w:rPr>
             </w:pPr>
             <w:r>
@@ -85,6 +87,8 @@
                 <w:rFonts w:ascii="Cambria" w:hAnsi="Cambria"/>
                 <w:b/>
                 <w:bCs/>
+                <w:sz w:val="22"/>
+                <w:szCs w:val="22"/>
               </w:rPr>
               <w:t>Day</w:t>
             </w:r>
@@ -92,7 +96,7 @@
         </w:tc>
         <w:tc>
           <w:tcPr>
-            <w:tcW w:w="1975" w:type="dxa"/>
+            <w:tcW w:w="1976" w:type="dxa"/>
             <w:tcBorders/>
             <w:vAlign w:val="center"/>
           </w:tcPr>
@@ -102,6 +106,8 @@
               <w:spacing w:before="0" w:after="160"/>
               <w:rPr>
                 <w:rFonts w:ascii="Cambria" w:hAnsi="Cambria"/>
+                <w:sz w:val="22"/>
+                <w:szCs w:val="22"/>
               </w:rPr>
             </w:pPr>
             <w:r>
@@ -109,6 +115,8 @@
                 <w:rFonts w:ascii="Cambria" w:hAnsi="Cambria"/>
                 <w:b/>
                 <w:bCs/>
+                <w:sz w:val="22"/>
+                <w:szCs w:val="22"/>
               </w:rPr>
               <w:t>Focus Area</w:t>
             </w:r>
@@ -126,6 +134,8 @@
               <w:spacing w:before="0" w:after="160"/>
               <w:rPr>
                 <w:rFonts w:ascii="Cambria" w:hAnsi="Cambria"/>
+                <w:sz w:val="22"/>
+                <w:szCs w:val="22"/>
               </w:rPr>
             </w:pPr>
             <w:r>
@@ -133,6 +143,8 @@
                 <w:rFonts w:ascii="Cambria" w:hAnsi="Cambria"/>
                 <w:b/>
                 <w:bCs/>
+                <w:sz w:val="22"/>
+                <w:szCs w:val="22"/>
               </w:rPr>
               <w:t>Theory Topics</w:t>
             </w:r>
@@ -150,6 +162,8 @@
               <w:spacing w:before="0" w:after="160"/>
               <w:rPr>
                 <w:rFonts w:ascii="Cambria" w:hAnsi="Cambria"/>
+                <w:sz w:val="22"/>
+                <w:szCs w:val="22"/>
               </w:rPr>
             </w:pPr>
             <w:r>
@@ -157,6 +171,8 @@
                 <w:rFonts w:ascii="Cambria" w:hAnsi="Cambria"/>
                 <w:b/>
                 <w:bCs/>
+                <w:sz w:val="22"/>
+                <w:szCs w:val="22"/>
               </w:rPr>
               <w:t>Coding Topics/Practice</w:t>
             </w:r>
@@ -167,7 +183,7 @@
         <w:trPr/>
         <w:tc>
           <w:tcPr>
-            <w:tcW w:w="1206" w:type="dxa"/>
+            <w:tcW w:w="1205" w:type="dxa"/>
             <w:tcBorders/>
             <w:vAlign w:val="center"/>
           </w:tcPr>
@@ -193,7 +209,7 @@
         </w:tc>
         <w:tc>
           <w:tcPr>
-            <w:tcW w:w="1975" w:type="dxa"/>
+            <w:tcW w:w="1976" w:type="dxa"/>
             <w:tcBorders/>
             <w:vAlign w:val="center"/>
           </w:tcPr>
@@ -274,7 +290,7 @@
         <w:trPr/>
         <w:tc>
           <w:tcPr>
-            <w:tcW w:w="1206" w:type="dxa"/>
+            <w:tcW w:w="1205" w:type="dxa"/>
             <w:tcBorders/>
             <w:vAlign w:val="center"/>
           </w:tcPr>
@@ -300,7 +316,7 @@
         </w:tc>
         <w:tc>
           <w:tcPr>
-            <w:tcW w:w="1975" w:type="dxa"/>
+            <w:tcW w:w="1976" w:type="dxa"/>
             <w:tcBorders/>
             <w:vAlign w:val="center"/>
           </w:tcPr>
@@ -381,7 +397,7 @@
         <w:trPr/>
         <w:tc>
           <w:tcPr>
-            <w:tcW w:w="1206" w:type="dxa"/>
+            <w:tcW w:w="1205" w:type="dxa"/>
             <w:tcBorders/>
             <w:vAlign w:val="center"/>
           </w:tcPr>
@@ -407,7 +423,7 @@
         </w:tc>
         <w:tc>
           <w:tcPr>
-            <w:tcW w:w="1975" w:type="dxa"/>
+            <w:tcW w:w="1976" w:type="dxa"/>
             <w:tcBorders/>
             <w:vAlign w:val="center"/>
           </w:tcPr>
@@ -488,7 +504,7 @@
         <w:trPr/>
         <w:tc>
           <w:tcPr>
-            <w:tcW w:w="1206" w:type="dxa"/>
+            <w:tcW w:w="1205" w:type="dxa"/>
             <w:tcBorders/>
             <w:vAlign w:val="center"/>
           </w:tcPr>
@@ -514,7 +530,7 @@
         </w:tc>
         <w:tc>
           <w:tcPr>
-            <w:tcW w:w="1975" w:type="dxa"/>
+            <w:tcW w:w="1976" w:type="dxa"/>
             <w:tcBorders/>
             <w:vAlign w:val="center"/>
           </w:tcPr>
@@ -595,7 +611,7 @@
         <w:trPr/>
         <w:tc>
           <w:tcPr>
-            <w:tcW w:w="1206" w:type="dxa"/>
+            <w:tcW w:w="1205" w:type="dxa"/>
             <w:tcBorders/>
             <w:vAlign w:val="center"/>
           </w:tcPr>
@@ -621,7 +637,7 @@
         </w:tc>
         <w:tc>
           <w:tcPr>
-            <w:tcW w:w="1975" w:type="dxa"/>
+            <w:tcW w:w="1976" w:type="dxa"/>
             <w:tcBorders/>
             <w:vAlign w:val="center"/>
           </w:tcPr>
@@ -702,7 +718,7 @@
         <w:trPr/>
         <w:tc>
           <w:tcPr>
-            <w:tcW w:w="1206" w:type="dxa"/>
+            <w:tcW w:w="1205" w:type="dxa"/>
             <w:tcBorders/>
             <w:vAlign w:val="center"/>
           </w:tcPr>
@@ -728,7 +744,7 @@
         </w:tc>
         <w:tc>
           <w:tcPr>
-            <w:tcW w:w="1975" w:type="dxa"/>
+            <w:tcW w:w="1976" w:type="dxa"/>
             <w:tcBorders/>
             <w:vAlign w:val="center"/>
           </w:tcPr>
@@ -809,7 +825,7 @@
         <w:trPr/>
         <w:tc>
           <w:tcPr>
-            <w:tcW w:w="1206" w:type="dxa"/>
+            <w:tcW w:w="1205" w:type="dxa"/>
             <w:tcBorders/>
             <w:vAlign w:val="center"/>
           </w:tcPr>
@@ -835,7 +851,7 @@
         </w:tc>
         <w:tc>
           <w:tcPr>
-            <w:tcW w:w="1975" w:type="dxa"/>
+            <w:tcW w:w="1976" w:type="dxa"/>
             <w:tcBorders/>
             <w:vAlign w:val="center"/>
           </w:tcPr>
@@ -916,7 +932,7 @@
         <w:trPr/>
         <w:tc>
           <w:tcPr>
-            <w:tcW w:w="1206" w:type="dxa"/>
+            <w:tcW w:w="1205" w:type="dxa"/>
             <w:tcBorders/>
             <w:vAlign w:val="center"/>
           </w:tcPr>
@@ -942,7 +958,7 @@
         </w:tc>
         <w:tc>
           <w:tcPr>
-            <w:tcW w:w="1975" w:type="dxa"/>
+            <w:tcW w:w="1976" w:type="dxa"/>
             <w:tcBorders/>
             <w:vAlign w:val="center"/>
           </w:tcPr>
@@ -1026,11 +1042,1643 @@
         <w:spacing w:before="0" w:after="160"/>
         <w:rPr>
           <w:rFonts w:ascii="Cambria" w:hAnsi="Cambria"/>
-        </w:rPr>
-      </w:pPr>
-      <w:r>
-        <w:rPr>
-          <w:rFonts w:ascii="Cambria" w:hAnsi="Cambria"/>
+          <w:sz w:val="22"/>
+          <w:szCs w:val="22"/>
+        </w:rPr>
+      </w:pPr>
+      <w:r>
+        <w:rPr>
+          <w:rFonts w:ascii="Cambria" w:hAnsi="Cambria"/>
+          <w:sz w:val="22"/>
+          <w:szCs w:val="22"/>
+        </w:rPr>
+      </w:r>
+    </w:p>
+    <w:p>
+      <w:pPr>
+        <w:pStyle w:val="Normal"/>
+        <w:spacing w:before="0" w:after="160"/>
+        <w:rPr>
+          <w:rFonts w:ascii="Cambria" w:hAnsi="Cambria"/>
+          <w:sz w:val="22"/>
+          <w:szCs w:val="22"/>
+        </w:rPr>
+      </w:pPr>
+      <w:r>
+        <w:rPr>
+          <w:rFonts w:ascii="Cambria" w:hAnsi="Cambria"/>
+          <w:sz w:val="22"/>
+          <w:szCs w:val="22"/>
+        </w:rPr>
+      </w:r>
+    </w:p>
+    <w:p>
+      <w:pPr>
+        <w:pStyle w:val="Normal"/>
+        <w:spacing w:before="0" w:after="160"/>
+        <w:rPr>
+          <w:rFonts w:ascii="Cambria" w:hAnsi="Cambria"/>
+          <w:sz w:val="22"/>
+          <w:szCs w:val="22"/>
+        </w:rPr>
+      </w:pPr>
+      <w:r>
+        <w:rPr>
+          <w:rFonts w:ascii="Cambria" w:hAnsi="Cambria"/>
+          <w:sz w:val="22"/>
+          <w:szCs w:val="22"/>
+        </w:rPr>
+        <w:t>~~~~~~~~~~~~~~~~~~~~~~~~~~~~~~~~~~~~~~~~~~~~~~~~~~~~</w:t>
+      </w:r>
+    </w:p>
+    <w:p>
+      <w:pPr>
+        <w:pStyle w:val="Normal"/>
+        <w:spacing w:before="0" w:after="160"/>
+        <w:rPr>
+          <w:rFonts w:ascii="Cambria" w:hAnsi="Cambria"/>
+          <w:b/>
+          <w:bCs/>
+          <w:sz w:val="22"/>
+          <w:szCs w:val="22"/>
+        </w:rPr>
+      </w:pPr>
+      <w:r>
+        <w:rPr>
+          <w:rFonts w:ascii="Cambria" w:hAnsi="Cambria"/>
+          <w:b/>
+          <w:bCs/>
+          <w:sz w:val="22"/>
+          <w:szCs w:val="22"/>
+        </w:rPr>
+        <w:t>Common HR Call Questions :</w:t>
+        <w:br/>
+      </w:r>
+    </w:p>
+    <w:p>
+      <w:pPr>
+        <w:pStyle w:val="Normal"/>
+        <w:spacing w:before="0" w:after="160"/>
+        <w:rPr>
+          <w:rFonts w:ascii="Cambria" w:hAnsi="Cambria" w:eastAsia="Aptos" w:cstheme="minorBidi" w:eastAsiaTheme="minorHAnsi"/>
+          <w:b/>
+          <w:bCs/>
+          <w:color w:val="auto"/>
+          <w:sz w:val="22"/>
+          <w:szCs w:val="22"/>
+          <w14:ligatures w14:val="standardContextual"/>
+        </w:rPr>
+      </w:pPr>
+      <w:r>
+        <w:rPr>
+          <w:rFonts w:eastAsia="Aptos" w:cstheme="minorBidi" w:eastAsiaTheme="minorHAnsi" w:ascii="Cambria" w:hAnsi="Cambria"/>
+          <w:b/>
+          <w:bCs/>
+          <w:color w:val="auto"/>
+          <w:sz w:val="22"/>
+          <w:szCs w:val="22"/>
+          <w14:ligatures w14:val="standardContextual"/>
+        </w:rPr>
+        <w:t>1️. Are you looking for a job?</w:t>
+      </w:r>
+    </w:p>
+    <w:p>
+      <w:pPr>
+        <w:pStyle w:val="BodyText"/>
+        <w:spacing w:lineRule="auto" w:line="278" w:before="0" w:after="160"/>
+        <w:rPr>
+          <w:rFonts w:ascii="Cambria" w:hAnsi="Cambria"/>
+          <w:b w:val="false"/>
+          <w:bCs w:val="false"/>
+          <w:sz w:val="22"/>
+          <w:szCs w:val="22"/>
+        </w:rPr>
+      </w:pPr>
+      <w:r>
+        <w:rPr>
+          <w:rFonts w:ascii="Cambria" w:hAnsi="Cambria"/>
+          <w:b w:val="false"/>
+          <w:bCs w:val="false"/>
+          <w:sz w:val="22"/>
+          <w:szCs w:val="22"/>
+        </w:rPr>
+        <w:t xml:space="preserve">👉 </w:t>
+      </w:r>
+      <w:r>
+        <w:rPr>
+          <w:rStyle w:val="Strong"/>
+          <w:rFonts w:ascii="Cambria" w:hAnsi="Cambria"/>
+          <w:b w:val="false"/>
+          <w:bCs w:val="false"/>
+          <w:sz w:val="22"/>
+          <w:szCs w:val="22"/>
+        </w:rPr>
+        <w:t>“</w:t>
+      </w:r>
+      <w:r>
+        <w:rPr>
+          <w:rStyle w:val="Strong"/>
+          <w:rFonts w:ascii="Cambria" w:hAnsi="Cambria"/>
+          <w:b w:val="false"/>
+          <w:bCs w:val="false"/>
+          <w:sz w:val="22"/>
+          <w:szCs w:val="22"/>
+        </w:rPr>
+        <w:t>Yes, I’m currently looking for a Python Developer job. I want to continue my career in backend development using Python and related technologies.”</w:t>
+      </w:r>
+      <w:r>
+        <w:rPr>
+          <w:rFonts w:ascii="Cambria" w:hAnsi="Cambria"/>
+          <w:b w:val="false"/>
+          <w:bCs w:val="false"/>
+          <w:sz w:val="22"/>
+          <w:szCs w:val="22"/>
+        </w:rPr>
+        <w:t xml:space="preserve"> </w:t>
+      </w:r>
+    </w:p>
+    <w:p>
+      <w:pPr>
+        <w:pStyle w:val="HorizontalLine"/>
+        <w:spacing w:before="0" w:after="160"/>
+        <w:rPr>
+          <w:rFonts w:ascii="Cambria" w:hAnsi="Cambria"/>
+          <w:b/>
+          <w:bCs/>
+          <w:sz w:val="22"/>
+          <w:szCs w:val="22"/>
+        </w:rPr>
+      </w:pPr>
+      <w:r>
+        <w:rPr>
+          <w:rFonts w:ascii="Cambria" w:hAnsi="Cambria"/>
+          <w:b/>
+          <w:bCs/>
+          <w:sz w:val="22"/>
+          <w:szCs w:val="22"/>
+        </w:rPr>
+      </w:r>
+    </w:p>
+    <w:p>
+      <w:pPr>
+        <w:pStyle w:val="Heading3"/>
+        <w:spacing w:before="0" w:after="160"/>
+        <w:rPr/>
+      </w:pPr>
+      <w:r>
+        <w:rPr>
+          <w:rFonts w:eastAsia="Aptos" w:cs="" w:ascii="Cambria" w:hAnsi="Cambria" w:cstheme="minorBidi" w:eastAsiaTheme="minorHAnsi"/>
+          <w:b/>
+          <w:bCs/>
+          <w:color w:val="auto"/>
+          <w:kern w:val="2"/>
+          <w:sz w:val="22"/>
+          <w:szCs w:val="22"/>
+          <w:lang w:val="en-IN" w:eastAsia="en-US" w:bidi="ar-SA"/>
+          <w14:ligatures w14:val="standardContextual"/>
+        </w:rPr>
+        <w:t xml:space="preserve">2️. </w:t>
+      </w:r>
+      <w:r>
+        <w:rPr>
+          <w:rFonts w:eastAsia="Aptos" w:ascii="Cambria" w:hAnsi="Cambria" w:cstheme="minorBidi" w:eastAsiaTheme="minorHAnsi"/>
+          <w:b/>
+          <w:bCs/>
+          <w:color w:val="auto"/>
+          <w:sz w:val="22"/>
+          <w:szCs w:val="22"/>
+          <w14:ligatures w14:val="standardContextual"/>
+        </w:rPr>
+        <w:t>How many years of experience do you have?</w:t>
+      </w:r>
+    </w:p>
+    <w:p>
+      <w:pPr>
+        <w:pStyle w:val="BodyText"/>
+        <w:spacing w:lineRule="auto" w:line="278" w:before="0" w:after="160"/>
+        <w:rPr>
+          <w:rFonts w:ascii="Cambria" w:hAnsi="Cambria"/>
+          <w:b w:val="false"/>
+          <w:bCs w:val="false"/>
+          <w:sz w:val="22"/>
+          <w:szCs w:val="22"/>
+        </w:rPr>
+      </w:pPr>
+      <w:r>
+        <w:rPr>
+          <w:rFonts w:ascii="Cambria" w:hAnsi="Cambria"/>
+          <w:b w:val="false"/>
+          <w:bCs w:val="false"/>
+          <w:sz w:val="22"/>
+          <w:szCs w:val="22"/>
+        </w:rPr>
+        <w:t>👉 “</w:t>
+      </w:r>
+      <w:r>
+        <w:rPr>
+          <w:rFonts w:ascii="Cambria" w:hAnsi="Cambria"/>
+          <w:b w:val="false"/>
+          <w:bCs w:val="false"/>
+          <w:sz w:val="22"/>
+          <w:szCs w:val="22"/>
+        </w:rPr>
+        <w:t>I have around seven months of experience as a Python Developer at ISSS company.”</w:t>
+      </w:r>
+    </w:p>
+    <w:p>
+      <w:pPr>
+        <w:pStyle w:val="HorizontalLine"/>
+        <w:spacing w:before="0" w:after="160"/>
+        <w:rPr>
+          <w:rFonts w:ascii="Cambria" w:hAnsi="Cambria"/>
+          <w:b/>
+          <w:bCs/>
+          <w:sz w:val="22"/>
+          <w:szCs w:val="22"/>
+        </w:rPr>
+      </w:pPr>
+      <w:r>
+        <w:rPr>
+          <w:rFonts w:ascii="Cambria" w:hAnsi="Cambria"/>
+          <w:b/>
+          <w:bCs/>
+          <w:sz w:val="22"/>
+          <w:szCs w:val="22"/>
+        </w:rPr>
+      </w:r>
+    </w:p>
+    <w:p>
+      <w:pPr>
+        <w:pStyle w:val="Heading3"/>
+        <w:spacing w:before="0" w:after="160"/>
+        <w:rPr>
+          <w:rFonts w:ascii="Cambria" w:hAnsi="Cambria" w:eastAsia="Aptos" w:cstheme="minorBidi" w:eastAsiaTheme="minorHAnsi"/>
+          <w:b/>
+          <w:bCs/>
+          <w:color w:val="auto"/>
+          <w:sz w:val="22"/>
+          <w:szCs w:val="22"/>
+          <w14:ligatures w14:val="standardContextual"/>
+        </w:rPr>
+      </w:pPr>
+      <w:r>
+        <w:rPr>
+          <w:rFonts w:eastAsia="Aptos" w:cstheme="minorBidi" w:eastAsiaTheme="minorHAnsi" w:ascii="Cambria" w:hAnsi="Cambria"/>
+          <w:b/>
+          <w:bCs/>
+          <w:color w:val="auto"/>
+          <w:sz w:val="22"/>
+          <w:szCs w:val="22"/>
+          <w14:ligatures w14:val="standardContextual"/>
+        </w:rPr>
+        <w:t>3️. What is your last working date?</w:t>
+      </w:r>
+    </w:p>
+    <w:p>
+      <w:pPr>
+        <w:pStyle w:val="BodyText"/>
+        <w:spacing w:lineRule="auto" w:line="278" w:before="0" w:after="160"/>
+        <w:rPr>
+          <w:rFonts w:ascii="Cambria" w:hAnsi="Cambria"/>
+          <w:b w:val="false"/>
+          <w:bCs w:val="false"/>
+          <w:sz w:val="22"/>
+          <w:szCs w:val="22"/>
+        </w:rPr>
+      </w:pPr>
+      <w:r>
+        <w:rPr>
+          <w:rFonts w:ascii="Cambria" w:hAnsi="Cambria"/>
+          <w:b w:val="false"/>
+          <w:bCs w:val="false"/>
+          <w:sz w:val="22"/>
+          <w:szCs w:val="22"/>
+        </w:rPr>
+        <w:t>👉 “</w:t>
+      </w:r>
+      <w:r>
+        <w:rPr>
+          <w:rFonts w:ascii="Cambria" w:hAnsi="Cambria"/>
+          <w:b w:val="false"/>
+          <w:bCs w:val="false"/>
+          <w:sz w:val="22"/>
+          <w:szCs w:val="22"/>
+        </w:rPr>
+        <w:t>My last working day was in June 2024.”</w:t>
+      </w:r>
+    </w:p>
+    <w:p>
+      <w:pPr>
+        <w:pStyle w:val="HorizontalLine"/>
+        <w:spacing w:before="0" w:after="160"/>
+        <w:rPr>
+          <w:rFonts w:ascii="Cambria" w:hAnsi="Cambria"/>
+          <w:b/>
+          <w:bCs/>
+          <w:sz w:val="22"/>
+          <w:szCs w:val="22"/>
+        </w:rPr>
+      </w:pPr>
+      <w:r>
+        <w:rPr>
+          <w:rFonts w:ascii="Cambria" w:hAnsi="Cambria"/>
+          <w:b/>
+          <w:bCs/>
+          <w:sz w:val="22"/>
+          <w:szCs w:val="22"/>
+        </w:rPr>
+      </w:r>
+    </w:p>
+    <w:p>
+      <w:pPr>
+        <w:pStyle w:val="Heading3"/>
+        <w:spacing w:before="0" w:after="160"/>
+        <w:rPr>
+          <w:rFonts w:ascii="Cambria" w:hAnsi="Cambria" w:eastAsia="Aptos" w:cstheme="minorBidi" w:eastAsiaTheme="minorHAnsi"/>
+          <w:b/>
+          <w:bCs/>
+          <w:color w:val="auto"/>
+          <w:sz w:val="22"/>
+          <w:szCs w:val="22"/>
+          <w14:ligatures w14:val="standardContextual"/>
+        </w:rPr>
+      </w:pPr>
+      <w:r>
+        <w:rPr>
+          <w:rFonts w:eastAsia="Aptos" w:cstheme="minorBidi" w:eastAsiaTheme="minorHAnsi" w:ascii="Cambria" w:hAnsi="Cambria"/>
+          <w:b/>
+          <w:bCs/>
+          <w:color w:val="auto"/>
+          <w:sz w:val="22"/>
+          <w:szCs w:val="22"/>
+          <w14:ligatures w14:val="standardContextual"/>
+        </w:rPr>
+        <w:t>4️. Why did you quit your job?</w:t>
+      </w:r>
+    </w:p>
+    <w:p>
+      <w:pPr>
+        <w:pStyle w:val="BodyText"/>
+        <w:spacing w:lineRule="auto" w:line="278" w:before="0" w:after="160"/>
+        <w:rPr>
+          <w:rFonts w:ascii="Cambria" w:hAnsi="Cambria"/>
+          <w:b w:val="false"/>
+          <w:bCs w:val="false"/>
+          <w:sz w:val="22"/>
+          <w:szCs w:val="22"/>
+        </w:rPr>
+      </w:pPr>
+      <w:r>
+        <w:rPr>
+          <w:rFonts w:ascii="Cambria" w:hAnsi="Cambria"/>
+          <w:b w:val="false"/>
+          <w:bCs w:val="false"/>
+          <w:sz w:val="22"/>
+          <w:szCs w:val="22"/>
+        </w:rPr>
+        <w:t>👉 “</w:t>
+      </w:r>
+      <w:r>
+        <w:rPr>
+          <w:rFonts w:ascii="Cambria" w:hAnsi="Cambria"/>
+          <w:b w:val="false"/>
+          <w:bCs w:val="false"/>
+          <w:sz w:val="22"/>
+          <w:szCs w:val="22"/>
+        </w:rPr>
+        <w:t>I left the job to look for better career growth and more challenging projects in Python and Django development.”</w:t>
+      </w:r>
+    </w:p>
+    <w:p>
+      <w:pPr>
+        <w:pStyle w:val="HorizontalLine"/>
+        <w:spacing w:before="0" w:after="160"/>
+        <w:rPr>
+          <w:rFonts w:ascii="Cambria" w:hAnsi="Cambria"/>
+          <w:b/>
+          <w:bCs/>
+          <w:sz w:val="22"/>
+          <w:szCs w:val="22"/>
+        </w:rPr>
+      </w:pPr>
+      <w:r>
+        <w:rPr>
+          <w:rFonts w:ascii="Cambria" w:hAnsi="Cambria"/>
+          <w:b/>
+          <w:bCs/>
+          <w:sz w:val="22"/>
+          <w:szCs w:val="22"/>
+        </w:rPr>
+      </w:r>
+    </w:p>
+    <w:p>
+      <w:pPr>
+        <w:pStyle w:val="Heading3"/>
+        <w:spacing w:before="0" w:after="160"/>
+        <w:rPr>
+          <w:rFonts w:ascii="Cambria" w:hAnsi="Cambria" w:eastAsia="Aptos" w:cstheme="minorBidi" w:eastAsiaTheme="minorHAnsi"/>
+          <w:b/>
+          <w:bCs/>
+          <w:color w:val="auto"/>
+          <w:sz w:val="22"/>
+          <w:szCs w:val="22"/>
+          <w14:ligatures w14:val="standardContextual"/>
+        </w:rPr>
+      </w:pPr>
+      <w:r>
+        <w:rPr>
+          <w:rFonts w:eastAsia="Aptos" w:cstheme="minorBidi" w:eastAsiaTheme="minorHAnsi" w:ascii="Cambria" w:hAnsi="Cambria"/>
+          <w:b/>
+          <w:bCs/>
+          <w:color w:val="auto"/>
+          <w:sz w:val="22"/>
+          <w:szCs w:val="22"/>
+          <w14:ligatures w14:val="standardContextual"/>
+        </w:rPr>
+        <w:t>5️. From your last working day till now, what have you been doing?</w:t>
+      </w:r>
+    </w:p>
+    <w:p>
+      <w:pPr>
+        <w:pStyle w:val="BodyText"/>
+        <w:spacing w:lineRule="auto" w:line="278" w:before="0" w:after="160"/>
+        <w:rPr>
+          <w:rFonts w:ascii="Cambria" w:hAnsi="Cambria"/>
+          <w:b w:val="false"/>
+          <w:bCs w:val="false"/>
+          <w:sz w:val="22"/>
+          <w:szCs w:val="22"/>
+        </w:rPr>
+      </w:pPr>
+      <w:r>
+        <w:rPr>
+          <w:rFonts w:ascii="Cambria" w:hAnsi="Cambria"/>
+          <w:b w:val="false"/>
+          <w:bCs w:val="false"/>
+          <w:sz w:val="22"/>
+          <w:szCs w:val="22"/>
+        </w:rPr>
+        <w:t>👉 “</w:t>
+      </w:r>
+      <w:r>
+        <w:rPr>
+          <w:rFonts w:ascii="Cambria" w:hAnsi="Cambria"/>
+          <w:b w:val="false"/>
+          <w:bCs w:val="false"/>
+          <w:sz w:val="22"/>
+          <w:szCs w:val="22"/>
+        </w:rPr>
+        <w:t>I have been improving my skills in Django REST Framework, APIs, and AWS deployment. I also worked on my personal projects like e-commerce and cloud storage backend to keep learning.”</w:t>
+      </w:r>
+    </w:p>
+    <w:p>
+      <w:pPr>
+        <w:pStyle w:val="HorizontalLine"/>
+        <w:spacing w:before="0" w:after="160"/>
+        <w:rPr>
+          <w:rFonts w:ascii="Cambria" w:hAnsi="Cambria"/>
+          <w:b/>
+          <w:bCs/>
+          <w:sz w:val="22"/>
+          <w:szCs w:val="22"/>
+        </w:rPr>
+      </w:pPr>
+      <w:r>
+        <w:rPr>
+          <w:rFonts w:ascii="Cambria" w:hAnsi="Cambria"/>
+          <w:b/>
+          <w:bCs/>
+          <w:sz w:val="22"/>
+          <w:szCs w:val="22"/>
+        </w:rPr>
+      </w:r>
+    </w:p>
+    <w:p>
+      <w:pPr>
+        <w:pStyle w:val="Heading3"/>
+        <w:spacing w:before="0" w:after="160"/>
+        <w:rPr>
+          <w:rFonts w:ascii="Cambria" w:hAnsi="Cambria" w:eastAsia="Aptos" w:cstheme="minorBidi" w:eastAsiaTheme="minorHAnsi"/>
+          <w:b/>
+          <w:bCs/>
+          <w:color w:val="auto"/>
+          <w:sz w:val="22"/>
+          <w:szCs w:val="22"/>
+          <w14:ligatures w14:val="standardContextual"/>
+        </w:rPr>
+      </w:pPr>
+      <w:r>
+        <w:rPr>
+          <w:rFonts w:eastAsia="Aptos" w:cstheme="minorBidi" w:eastAsiaTheme="minorHAnsi" w:ascii="Cambria" w:hAnsi="Cambria"/>
+          <w:b/>
+          <w:bCs/>
+          <w:color w:val="auto"/>
+          <w:sz w:val="22"/>
+          <w:szCs w:val="22"/>
+          <w14:ligatures w14:val="standardContextual"/>
+        </w:rPr>
+        <w:t>6️. Which company did you work for before?</w:t>
+      </w:r>
+    </w:p>
+    <w:p>
+      <w:pPr>
+        <w:pStyle w:val="BodyText"/>
+        <w:spacing w:lineRule="auto" w:line="278" w:before="0" w:after="160"/>
+        <w:rPr>
+          <w:rFonts w:ascii="Cambria" w:hAnsi="Cambria"/>
+          <w:sz w:val="22"/>
+          <w:szCs w:val="22"/>
+        </w:rPr>
+      </w:pPr>
+      <w:r>
+        <w:rPr>
+          <w:rFonts w:ascii="Cambria" w:hAnsi="Cambria"/>
+          <w:sz w:val="22"/>
+          <w:szCs w:val="22"/>
+        </w:rPr>
+        <w:t>👉 “</w:t>
+      </w:r>
+      <w:r>
+        <w:rPr>
+          <w:rFonts w:ascii="Cambria" w:hAnsi="Cambria"/>
+          <w:sz w:val="22"/>
+          <w:szCs w:val="22"/>
+        </w:rPr>
+        <w:t xml:space="preserve">I worked at Industrial Soft Solutions &amp; System (ISSS) in Chennai as a Python Developer. Before that, I worked at Royal Sundaram General Insurance Company for 3 years as a Claim Assessment Officer. Later, I decided to move into the IT field, so I learned Python and started my developer career.” </w:t>
+      </w:r>
+    </w:p>
+    <w:p>
+      <w:pPr>
+        <w:pStyle w:val="HorizontalLine"/>
+        <w:spacing w:before="0" w:after="160"/>
+        <w:rPr>
+          <w:rFonts w:ascii="Cambria" w:hAnsi="Cambria"/>
+          <w:b/>
+          <w:bCs/>
+          <w:sz w:val="22"/>
+          <w:szCs w:val="22"/>
+        </w:rPr>
+      </w:pPr>
+      <w:r>
+        <w:rPr>
+          <w:rFonts w:ascii="Cambria" w:hAnsi="Cambria"/>
+          <w:b/>
+          <w:bCs/>
+          <w:sz w:val="22"/>
+          <w:szCs w:val="22"/>
+        </w:rPr>
+      </w:r>
+    </w:p>
+    <w:p>
+      <w:pPr>
+        <w:pStyle w:val="Heading3"/>
+        <w:spacing w:before="0" w:after="160"/>
+        <w:rPr>
+          <w:rFonts w:ascii="Cambria" w:hAnsi="Cambria" w:eastAsia="Aptos" w:cstheme="minorBidi" w:eastAsiaTheme="minorHAnsi"/>
+          <w:b/>
+          <w:bCs/>
+          <w:color w:val="auto"/>
+          <w:sz w:val="22"/>
+          <w:szCs w:val="22"/>
+          <w14:ligatures w14:val="standardContextual"/>
+        </w:rPr>
+      </w:pPr>
+      <w:r>
+        <w:rPr>
+          <w:rFonts w:eastAsia="Aptos" w:cstheme="minorBidi" w:eastAsiaTheme="minorHAnsi" w:ascii="Cambria" w:hAnsi="Cambria"/>
+          <w:b/>
+          <w:bCs/>
+          <w:color w:val="auto"/>
+          <w:sz w:val="22"/>
+          <w:szCs w:val="22"/>
+          <w14:ligatures w14:val="standardContextual"/>
+        </w:rPr>
+        <w:t>7️. Are you willing to relocate?</w:t>
+      </w:r>
+    </w:p>
+    <w:p>
+      <w:pPr>
+        <w:pStyle w:val="BodyText"/>
+        <w:spacing w:lineRule="auto" w:line="278" w:before="0" w:after="160"/>
+        <w:rPr>
+          <w:rFonts w:ascii="Cambria" w:hAnsi="Cambria"/>
+          <w:b w:val="false"/>
+          <w:bCs w:val="false"/>
+          <w:sz w:val="22"/>
+          <w:szCs w:val="22"/>
+        </w:rPr>
+      </w:pPr>
+      <w:r>
+        <w:rPr>
+          <w:rFonts w:ascii="Cambria" w:hAnsi="Cambria"/>
+          <w:b w:val="false"/>
+          <w:bCs w:val="false"/>
+          <w:sz w:val="22"/>
+          <w:szCs w:val="22"/>
+        </w:rPr>
+        <w:t>👉 “</w:t>
+      </w:r>
+      <w:r>
+        <w:rPr>
+          <w:rFonts w:ascii="Cambria" w:hAnsi="Cambria"/>
+          <w:b w:val="false"/>
+          <w:bCs w:val="false"/>
+          <w:sz w:val="22"/>
+          <w:szCs w:val="22"/>
+        </w:rPr>
+        <w:t>Yes, I’m ready to relocate anywhere in India.”</w:t>
+      </w:r>
+    </w:p>
+    <w:p>
+      <w:pPr>
+        <w:pStyle w:val="HorizontalLine"/>
+        <w:spacing w:before="0" w:after="160"/>
+        <w:rPr>
+          <w:rFonts w:ascii="Cambria" w:hAnsi="Cambria"/>
+          <w:b/>
+          <w:bCs/>
+          <w:sz w:val="22"/>
+          <w:szCs w:val="22"/>
+        </w:rPr>
+      </w:pPr>
+      <w:r>
+        <w:rPr>
+          <w:rFonts w:ascii="Cambria" w:hAnsi="Cambria"/>
+          <w:b/>
+          <w:bCs/>
+          <w:sz w:val="22"/>
+          <w:szCs w:val="22"/>
+        </w:rPr>
+      </w:r>
+    </w:p>
+    <w:p>
+      <w:pPr>
+        <w:pStyle w:val="Heading3"/>
+        <w:spacing w:before="0" w:after="160"/>
+        <w:rPr>
+          <w:rFonts w:ascii="Cambria" w:hAnsi="Cambria" w:eastAsia="Aptos" w:cstheme="minorBidi" w:eastAsiaTheme="minorHAnsi"/>
+          <w:b/>
+          <w:bCs/>
+          <w:color w:val="auto"/>
+          <w:sz w:val="22"/>
+          <w:szCs w:val="22"/>
+          <w14:ligatures w14:val="standardContextual"/>
+        </w:rPr>
+      </w:pPr>
+      <w:r>
+        <w:rPr>
+          <w:rFonts w:eastAsia="Aptos" w:cstheme="minorBidi" w:eastAsiaTheme="minorHAnsi" w:ascii="Cambria" w:hAnsi="Cambria"/>
+          <w:b/>
+          <w:bCs/>
+          <w:color w:val="auto"/>
+          <w:sz w:val="22"/>
+          <w:szCs w:val="22"/>
+          <w14:ligatures w14:val="standardContextual"/>
+        </w:rPr>
+        <w:t>8️. What did you do in your last company?</w:t>
+      </w:r>
+    </w:p>
+    <w:p>
+      <w:pPr>
+        <w:pStyle w:val="BodyText"/>
+        <w:spacing w:lineRule="auto" w:line="278" w:before="0" w:after="160"/>
+        <w:rPr>
+          <w:rFonts w:ascii="Cambria" w:hAnsi="Cambria"/>
+          <w:b w:val="false"/>
+          <w:bCs w:val="false"/>
+          <w:sz w:val="22"/>
+          <w:szCs w:val="22"/>
+        </w:rPr>
+      </w:pPr>
+      <w:r>
+        <w:rPr>
+          <w:rFonts w:ascii="Cambria" w:hAnsi="Cambria"/>
+          <w:b w:val="false"/>
+          <w:bCs w:val="false"/>
+          <w:sz w:val="22"/>
+          <w:szCs w:val="22"/>
+        </w:rPr>
+        <w:t>👉 “</w:t>
+      </w:r>
+      <w:r>
+        <w:rPr>
+          <w:rFonts w:ascii="Cambria" w:hAnsi="Cambria"/>
+          <w:b w:val="false"/>
+          <w:bCs w:val="false"/>
+          <w:sz w:val="22"/>
+          <w:szCs w:val="22"/>
+        </w:rPr>
+        <w:t>I developed backend systems using Python and Django. I worked on a real-time needle detection system using YOLO and OpenCV, and I also integrated MongoDB for real-time data logging and analysis.”</w:t>
+      </w:r>
+    </w:p>
+    <w:p>
+      <w:pPr>
+        <w:pStyle w:val="HorizontalLine"/>
+        <w:spacing w:before="0" w:after="160"/>
+        <w:rPr>
+          <w:rFonts w:ascii="Cambria" w:hAnsi="Cambria"/>
+          <w:b/>
+          <w:bCs/>
+          <w:sz w:val="22"/>
+          <w:szCs w:val="22"/>
+        </w:rPr>
+      </w:pPr>
+      <w:r>
+        <w:rPr>
+          <w:rFonts w:ascii="Cambria" w:hAnsi="Cambria"/>
+          <w:b/>
+          <w:bCs/>
+          <w:sz w:val="22"/>
+          <w:szCs w:val="22"/>
+        </w:rPr>
+      </w:r>
+    </w:p>
+    <w:p>
+      <w:pPr>
+        <w:pStyle w:val="Heading3"/>
+        <w:spacing w:before="0" w:after="160"/>
+        <w:rPr>
+          <w:rFonts w:ascii="Cambria" w:hAnsi="Cambria" w:eastAsia="Aptos" w:cstheme="minorBidi" w:eastAsiaTheme="minorHAnsi"/>
+          <w:b/>
+          <w:bCs/>
+          <w:color w:val="auto"/>
+          <w:sz w:val="22"/>
+          <w:szCs w:val="22"/>
+          <w14:ligatures w14:val="standardContextual"/>
+        </w:rPr>
+      </w:pPr>
+      <w:r>
+        <w:rPr>
+          <w:rFonts w:eastAsia="Aptos" w:cstheme="minorBidi" w:eastAsiaTheme="minorHAnsi" w:ascii="Cambria" w:hAnsi="Cambria"/>
+          <w:b/>
+          <w:bCs/>
+          <w:color w:val="auto"/>
+          <w:sz w:val="22"/>
+          <w:szCs w:val="22"/>
+          <w14:ligatures w14:val="standardContextual"/>
+        </w:rPr>
+        <w:t>9️. What skills do you know?</w:t>
+      </w:r>
+    </w:p>
+    <w:p>
+      <w:pPr>
+        <w:pStyle w:val="BodyText"/>
+        <w:spacing w:lineRule="auto" w:line="278" w:before="0" w:after="160"/>
+        <w:rPr>
+          <w:rFonts w:ascii="Cambria" w:hAnsi="Cambria"/>
+          <w:b w:val="false"/>
+          <w:bCs w:val="false"/>
+          <w:sz w:val="22"/>
+          <w:szCs w:val="22"/>
+        </w:rPr>
+      </w:pPr>
+      <w:r>
+        <w:rPr>
+          <w:rFonts w:ascii="Cambria" w:hAnsi="Cambria"/>
+          <w:b w:val="false"/>
+          <w:bCs w:val="false"/>
+          <w:sz w:val="22"/>
+          <w:szCs w:val="22"/>
+        </w:rPr>
+        <w:t>👉 “</w:t>
+      </w:r>
+      <w:r>
+        <w:rPr>
+          <w:rFonts w:ascii="Cambria" w:hAnsi="Cambria"/>
+          <w:b w:val="false"/>
+          <w:bCs w:val="false"/>
+          <w:sz w:val="22"/>
+          <w:szCs w:val="22"/>
+        </w:rPr>
+        <w:t>I know Python, Django, Django REST Framework, MySQL, MongoDB, HTML, and API testing with Postman. I also have knowledge in Pandas, OpenCV, and AWS EC2 deployment.”</w:t>
+      </w:r>
+    </w:p>
+    <w:p>
+      <w:pPr>
+        <w:pStyle w:val="HorizontalLine"/>
+        <w:spacing w:before="0" w:after="160"/>
+        <w:rPr>
+          <w:rFonts w:ascii="Cambria" w:hAnsi="Cambria"/>
+          <w:b/>
+          <w:bCs/>
+          <w:sz w:val="22"/>
+          <w:szCs w:val="22"/>
+        </w:rPr>
+      </w:pPr>
+      <w:r>
+        <w:rPr>
+          <w:rFonts w:ascii="Cambria" w:hAnsi="Cambria"/>
+          <w:b/>
+          <w:bCs/>
+          <w:sz w:val="22"/>
+          <w:szCs w:val="22"/>
+        </w:rPr>
+      </w:r>
+    </w:p>
+    <w:p>
+      <w:pPr>
+        <w:pStyle w:val="Heading3"/>
+        <w:spacing w:before="0" w:after="160"/>
+        <w:rPr>
+          <w:rFonts w:ascii="Cambria" w:hAnsi="Cambria" w:eastAsia="Aptos" w:cstheme="minorBidi" w:eastAsiaTheme="minorHAnsi"/>
+          <w:b/>
+          <w:bCs/>
+          <w:color w:val="auto"/>
+          <w:sz w:val="22"/>
+          <w:szCs w:val="22"/>
+          <w14:ligatures w14:val="standardContextual"/>
+        </w:rPr>
+      </w:pPr>
+      <w:r>
+        <w:rPr>
+          <w:rFonts w:eastAsia="Aptos" w:cstheme="minorBidi" w:eastAsiaTheme="minorHAnsi" w:ascii="Cambria" w:hAnsi="Cambria"/>
+          <w:b/>
+          <w:bCs/>
+          <w:color w:val="auto"/>
+          <w:sz w:val="22"/>
+          <w:szCs w:val="22"/>
+          <w14:ligatures w14:val="standardContextual"/>
+        </w:rPr>
+        <w:t xml:space="preserve">10. </w:t>
+      </w:r>
+      <w:r>
+        <w:rPr>
+          <w:rFonts w:eastAsia="Aptos" w:cstheme="minorBidi" w:eastAsiaTheme="minorHAnsi" w:ascii="Cambria" w:hAnsi="Cambria"/>
+          <w:b/>
+          <w:bCs/>
+          <w:color w:val="auto"/>
+          <w:sz w:val="22"/>
+          <w:szCs w:val="22"/>
+          <w14:ligatures w14:val="standardContextual"/>
+        </w:rPr>
+        <w:t>If you don’t know some skills, why should we hire you?</w:t>
+      </w:r>
+    </w:p>
+    <w:p>
+      <w:pPr>
+        <w:pStyle w:val="BodyText"/>
+        <w:spacing w:lineRule="auto" w:line="278" w:before="0" w:after="160"/>
+        <w:rPr>
+          <w:rFonts w:ascii="Cambria" w:hAnsi="Cambria"/>
+          <w:b w:val="false"/>
+          <w:bCs w:val="false"/>
+          <w:sz w:val="22"/>
+          <w:szCs w:val="22"/>
+        </w:rPr>
+      </w:pPr>
+      <w:r>
+        <w:rPr>
+          <w:rFonts w:ascii="Cambria" w:hAnsi="Cambria"/>
+          <w:b w:val="false"/>
+          <w:bCs w:val="false"/>
+          <w:sz w:val="22"/>
+          <w:szCs w:val="22"/>
+        </w:rPr>
+        <w:t>👉 “</w:t>
+      </w:r>
+      <w:r>
+        <w:rPr>
+          <w:rFonts w:ascii="Cambria" w:hAnsi="Cambria"/>
+          <w:b w:val="false"/>
+          <w:bCs w:val="false"/>
+          <w:sz w:val="22"/>
+          <w:szCs w:val="22"/>
+        </w:rPr>
+        <w:t>I’m a fast learner and I quickly adapt to new technologies. I’m confident I can learn any new skill needed for the project in a short time and work hard to give my best.”</w:t>
+      </w:r>
+    </w:p>
+    <w:p>
+      <w:pPr>
+        <w:pStyle w:val="HorizontalLine"/>
+        <w:spacing w:before="0" w:after="160"/>
+        <w:rPr>
+          <w:rFonts w:ascii="Cambria" w:hAnsi="Cambria"/>
+          <w:b/>
+          <w:bCs/>
+          <w:sz w:val="22"/>
+          <w:szCs w:val="22"/>
+        </w:rPr>
+      </w:pPr>
+      <w:r>
+        <w:rPr>
+          <w:rFonts w:ascii="Cambria" w:hAnsi="Cambria"/>
+          <w:b/>
+          <w:bCs/>
+          <w:sz w:val="22"/>
+          <w:szCs w:val="22"/>
+        </w:rPr>
+      </w:r>
+    </w:p>
+    <w:p>
+      <w:pPr>
+        <w:pStyle w:val="Heading3"/>
+        <w:spacing w:before="0" w:after="160"/>
+        <w:rPr>
+          <w:rFonts w:ascii="Cambria" w:hAnsi="Cambria" w:eastAsia="Aptos" w:cstheme="minorBidi" w:eastAsiaTheme="minorHAnsi"/>
+          <w:b/>
+          <w:bCs/>
+          <w:color w:val="auto"/>
+          <w:sz w:val="22"/>
+          <w:szCs w:val="22"/>
+          <w14:ligatures w14:val="standardContextual"/>
+        </w:rPr>
+      </w:pPr>
+      <w:r>
+        <w:rPr>
+          <w:rFonts w:eastAsia="Aptos" w:cstheme="minorBidi" w:eastAsiaTheme="minorHAnsi" w:ascii="Cambria" w:hAnsi="Cambria"/>
+          <w:b/>
+          <w:bCs/>
+          <w:color w:val="auto"/>
+          <w:sz w:val="22"/>
+          <w:szCs w:val="22"/>
+          <w14:ligatures w14:val="standardContextual"/>
+        </w:rPr>
+      </w:r>
+    </w:p>
+    <w:p>
+      <w:pPr>
+        <w:pStyle w:val="BodyText"/>
+        <w:spacing w:lineRule="auto" w:line="278" w:before="0" w:after="160"/>
+        <w:rPr>
+          <w:rFonts w:ascii="Cambria" w:hAnsi="Cambria"/>
+          <w:b/>
+          <w:bCs/>
+          <w:sz w:val="22"/>
+          <w:szCs w:val="22"/>
+        </w:rPr>
+      </w:pPr>
+      <w:r>
+        <w:rPr>
+          <w:rFonts w:ascii="Cambria" w:hAnsi="Cambria"/>
+          <w:b/>
+          <w:bCs/>
+          <w:sz w:val="22"/>
+          <w:szCs w:val="22"/>
+        </w:rPr>
+      </w:r>
+    </w:p>
+    <w:p>
+      <w:pPr>
+        <w:pStyle w:val="BodyText"/>
+        <w:spacing w:lineRule="auto" w:line="278" w:before="0" w:after="160"/>
+        <w:rPr>
+          <w:rFonts w:ascii="Cambria" w:hAnsi="Cambria"/>
+          <w:b w:val="false"/>
+          <w:bCs w:val="false"/>
+          <w:sz w:val="22"/>
+          <w:szCs w:val="22"/>
+        </w:rPr>
+      </w:pPr>
+      <w:r>
+        <w:rPr>
+          <w:rFonts w:ascii="Cambria" w:hAnsi="Cambria"/>
+          <w:b/>
+          <w:bCs/>
+          <w:sz w:val="22"/>
+          <w:szCs w:val="22"/>
+        </w:rPr>
+        <w:t xml:space="preserve">11. </w:t>
+      </w:r>
+      <w:r>
+        <w:rPr>
+          <w:rFonts w:ascii="Cambria" w:hAnsi="Cambria"/>
+          <w:b/>
+          <w:bCs/>
+          <w:sz w:val="22"/>
+          <w:szCs w:val="22"/>
+        </w:rPr>
+        <w:t>What frameworks have you used ?</w:t>
+      </w:r>
+    </w:p>
+    <w:p>
+      <w:pPr>
+        <w:pStyle w:val="BodyText"/>
+        <w:spacing w:lineRule="auto" w:line="278" w:before="0" w:after="160"/>
+        <w:rPr>
+          <w:rFonts w:ascii="Cambria" w:hAnsi="Cambria"/>
+          <w:b w:val="false"/>
+          <w:bCs w:val="false"/>
+          <w:sz w:val="22"/>
+          <w:szCs w:val="22"/>
+        </w:rPr>
+      </w:pPr>
+      <w:r>
+        <w:rPr>
+          <w:rFonts w:ascii="Cambria" w:hAnsi="Cambria"/>
+          <w:b w:val="false"/>
+          <w:bCs w:val="false"/>
+          <w:sz w:val="22"/>
+          <w:szCs w:val="22"/>
+        </w:rPr>
+        <w:t>👉 “</w:t>
+      </w:r>
+      <w:r>
+        <w:rPr>
+          <w:rFonts w:ascii="Cambria" w:hAnsi="Cambria"/>
+          <w:b w:val="false"/>
+          <w:bCs w:val="false"/>
+          <w:sz w:val="22"/>
+          <w:szCs w:val="22"/>
+        </w:rPr>
+        <w:t xml:space="preserve">I’ve mainly worked with Django and Django REST Framework for backend and API development.” </w:t>
+      </w:r>
+    </w:p>
+    <w:p>
+      <w:pPr>
+        <w:pStyle w:val="HorizontalLine"/>
+        <w:spacing w:before="0" w:after="160"/>
+        <w:rPr>
+          <w:rFonts w:ascii="Cambria" w:hAnsi="Cambria"/>
+          <w:b/>
+          <w:bCs/>
+          <w:sz w:val="22"/>
+          <w:szCs w:val="22"/>
+        </w:rPr>
+      </w:pPr>
+      <w:r>
+        <w:rPr>
+          <w:rFonts w:ascii="Cambria" w:hAnsi="Cambria"/>
+          <w:b/>
+          <w:bCs/>
+          <w:sz w:val="22"/>
+          <w:szCs w:val="22"/>
+        </w:rPr>
+      </w:r>
+    </w:p>
+    <w:p>
+      <w:pPr>
+        <w:pStyle w:val="Heading3"/>
+        <w:spacing w:before="0" w:after="160"/>
+        <w:rPr>
+          <w:rFonts w:ascii="Cambria" w:hAnsi="Cambria" w:eastAsia="Aptos" w:cstheme="minorBidi" w:eastAsiaTheme="minorHAnsi"/>
+          <w:b/>
+          <w:bCs/>
+          <w:color w:val="auto"/>
+          <w:sz w:val="24"/>
+          <w:szCs w:val="24"/>
+          <w14:ligatures w14:val="standardContextual"/>
+        </w:rPr>
+      </w:pPr>
+      <w:r>
+        <w:rPr>
+          <w:rFonts w:eastAsia="Aptos" w:cstheme="minorBidi" w:eastAsiaTheme="minorHAnsi" w:ascii="Cambria" w:hAnsi="Cambria"/>
+          <w:b/>
+          <w:bCs/>
+          <w:color w:val="auto"/>
+          <w:sz w:val="24"/>
+          <w:szCs w:val="24"/>
+          <w14:ligatures w14:val="standardContextual"/>
+        </w:rPr>
+      </w:r>
+    </w:p>
+    <w:p>
+      <w:pPr>
+        <w:pStyle w:val="Heading3"/>
+        <w:spacing w:before="0" w:after="160"/>
+        <w:rPr>
+          <w:rFonts w:ascii="Cambria" w:hAnsi="Cambria" w:eastAsia="Aptos" w:cstheme="minorBidi" w:eastAsiaTheme="minorHAnsi"/>
+          <w:b/>
+          <w:bCs/>
+          <w:color w:val="auto"/>
+          <w:sz w:val="24"/>
+          <w:szCs w:val="24"/>
+          <w14:ligatures w14:val="standardContextual"/>
+        </w:rPr>
+      </w:pPr>
+      <w:r>
+        <w:rPr>
+          <w:rFonts w:eastAsia="Aptos" w:cstheme="minorBidi" w:eastAsiaTheme="minorHAnsi" w:ascii="Cambria" w:hAnsi="Cambria"/>
+          <w:b/>
+          <w:bCs/>
+          <w:color w:val="auto"/>
+          <w:sz w:val="24"/>
+          <w:szCs w:val="24"/>
+          <w14:ligatures w14:val="standardContextual"/>
+        </w:rPr>
+        <w:t xml:space="preserve">🔹 </w:t>
+      </w:r>
+      <w:r>
+        <w:rPr>
+          <w:rFonts w:eastAsia="Aptos" w:cstheme="minorBidi" w:eastAsiaTheme="minorHAnsi" w:ascii="Cambria" w:hAnsi="Cambria"/>
+          <w:b/>
+          <w:bCs/>
+          <w:color w:val="auto"/>
+          <w:sz w:val="24"/>
+          <w:szCs w:val="24"/>
+          <w14:ligatures w14:val="standardContextual"/>
+        </w:rPr>
+        <w:t>Additional Common HR Call Questions :</w:t>
+      </w:r>
+    </w:p>
+    <w:p>
+      <w:pPr>
+        <w:pStyle w:val="BodyText"/>
+        <w:numPr>
+          <w:ilvl w:val="0"/>
+          <w:numId w:val="1"/>
+        </w:numPr>
+        <w:tabs>
+          <w:tab w:val="clear" w:pos="720"/>
+          <w:tab w:val="left" w:pos="0" w:leader="none"/>
+        </w:tabs>
+        <w:spacing w:lineRule="auto" w:line="278" w:before="0" w:after="160"/>
+        <w:ind w:hanging="283" w:left="709"/>
+        <w:rPr>
+          <w:rFonts w:ascii="Cambria" w:hAnsi="Cambria"/>
+          <w:b/>
+          <w:bCs/>
+        </w:rPr>
+      </w:pPr>
+      <w:r>
+        <w:rPr>
+          <w:rStyle w:val="Strong"/>
+          <w:rFonts w:ascii="Cambria" w:hAnsi="Cambria"/>
+          <w:sz w:val="22"/>
+          <w:szCs w:val="22"/>
+        </w:rPr>
+        <w:t>Tell me about yourself.</w:t>
+      </w:r>
+      <w:r>
+        <w:rPr>
+          <w:rFonts w:ascii="Cambria" w:hAnsi="Cambria"/>
+          <w:b/>
+          <w:bCs/>
+          <w:sz w:val="22"/>
+          <w:szCs w:val="22"/>
+        </w:rPr>
+        <w:br/>
+      </w:r>
+      <w:r>
+        <w:rPr>
+          <w:rFonts w:ascii="Cambria" w:hAnsi="Cambria"/>
+          <w:b w:val="false"/>
+          <w:bCs w:val="false"/>
+          <w:sz w:val="22"/>
+          <w:szCs w:val="22"/>
+        </w:rPr>
+        <w:t>👉 Simple intro — name, experience, skills, last company, and what you’re looking for.</w:t>
+      </w:r>
+    </w:p>
+    <w:p>
+      <w:pPr>
+        <w:pStyle w:val="BodyText"/>
+        <w:numPr>
+          <w:ilvl w:val="0"/>
+          <w:numId w:val="1"/>
+        </w:numPr>
+        <w:tabs>
+          <w:tab w:val="clear" w:pos="720"/>
+          <w:tab w:val="left" w:pos="0" w:leader="none"/>
+        </w:tabs>
+        <w:spacing w:lineRule="auto" w:line="278" w:before="0" w:after="160"/>
+        <w:ind w:hanging="283" w:left="709"/>
+        <w:rPr>
+          <w:rFonts w:ascii="Cambria" w:hAnsi="Cambria"/>
+          <w:b/>
+          <w:bCs/>
+        </w:rPr>
+      </w:pPr>
+      <w:r>
+        <w:rPr>
+          <w:rStyle w:val="Strong"/>
+          <w:rFonts w:ascii="Cambria" w:hAnsi="Cambria"/>
+          <w:sz w:val="22"/>
+          <w:szCs w:val="22"/>
+        </w:rPr>
+        <w:t>What are your strengths?</w:t>
+      </w:r>
+      <w:r>
+        <w:rPr>
+          <w:rFonts w:ascii="Cambria" w:hAnsi="Cambria"/>
+          <w:b/>
+          <w:bCs/>
+          <w:sz w:val="22"/>
+          <w:szCs w:val="22"/>
+        </w:rPr>
+        <w:br/>
+      </w:r>
+      <w:r>
+        <w:rPr>
+          <w:rFonts w:ascii="Cambria" w:hAnsi="Cambria"/>
+          <w:b w:val="false"/>
+          <w:bCs w:val="false"/>
+          <w:sz w:val="22"/>
+          <w:szCs w:val="22"/>
+        </w:rPr>
+        <w:t>👉 Example: “I’m good at learning new things fast, solving problems, and working as a team.”</w:t>
+      </w:r>
+    </w:p>
+    <w:p>
+      <w:pPr>
+        <w:pStyle w:val="BodyText"/>
+        <w:numPr>
+          <w:ilvl w:val="0"/>
+          <w:numId w:val="1"/>
+        </w:numPr>
+        <w:tabs>
+          <w:tab w:val="clear" w:pos="720"/>
+          <w:tab w:val="left" w:pos="0" w:leader="none"/>
+        </w:tabs>
+        <w:spacing w:lineRule="auto" w:line="278" w:before="0" w:after="160"/>
+        <w:ind w:hanging="283" w:left="709"/>
+        <w:rPr>
+          <w:rFonts w:ascii="Cambria" w:hAnsi="Cambria"/>
+          <w:b/>
+          <w:bCs/>
+        </w:rPr>
+      </w:pPr>
+      <w:r>
+        <w:rPr>
+          <w:rStyle w:val="Strong"/>
+          <w:rFonts w:ascii="Cambria" w:hAnsi="Cambria"/>
+          <w:sz w:val="22"/>
+          <w:szCs w:val="22"/>
+        </w:rPr>
+        <w:t>What are your weaknesses?</w:t>
+      </w:r>
+      <w:r>
+        <w:rPr>
+          <w:rFonts w:ascii="Cambria" w:hAnsi="Cambria"/>
+          <w:b/>
+          <w:bCs/>
+          <w:sz w:val="22"/>
+          <w:szCs w:val="22"/>
+        </w:rPr>
+        <w:br/>
+      </w:r>
+      <w:r>
+        <w:rPr>
+          <w:rFonts w:ascii="Cambria" w:hAnsi="Cambria"/>
+          <w:b w:val="false"/>
+          <w:bCs w:val="false"/>
+          <w:sz w:val="22"/>
+          <w:szCs w:val="22"/>
+        </w:rPr>
+        <w:t>👉 Example: “Sometimes I focus too much on one task, but I’m improving my time management.”</w:t>
+      </w:r>
+    </w:p>
+    <w:p>
+      <w:pPr>
+        <w:pStyle w:val="BodyText"/>
+        <w:numPr>
+          <w:ilvl w:val="0"/>
+          <w:numId w:val="1"/>
+        </w:numPr>
+        <w:tabs>
+          <w:tab w:val="clear" w:pos="720"/>
+          <w:tab w:val="left" w:pos="0" w:leader="none"/>
+        </w:tabs>
+        <w:spacing w:lineRule="auto" w:line="278" w:before="0" w:after="160"/>
+        <w:ind w:hanging="283" w:left="709"/>
+        <w:rPr>
+          <w:rFonts w:ascii="Cambria" w:hAnsi="Cambria"/>
+          <w:b/>
+          <w:bCs/>
+        </w:rPr>
+      </w:pPr>
+      <w:r>
+        <w:rPr>
+          <w:rStyle w:val="Strong"/>
+          <w:rFonts w:ascii="Cambria" w:hAnsi="Cambria"/>
+          <w:sz w:val="22"/>
+          <w:szCs w:val="22"/>
+        </w:rPr>
+        <w:t>What is your current salary or expected salary?</w:t>
+      </w:r>
+      <w:r>
+        <w:rPr>
+          <w:rFonts w:ascii="Cambria" w:hAnsi="Cambria"/>
+          <w:b/>
+          <w:bCs/>
+          <w:sz w:val="22"/>
+          <w:szCs w:val="22"/>
+        </w:rPr>
+        <w:br/>
+      </w:r>
+      <w:r>
+        <w:rPr>
+          <w:rFonts w:ascii="Cambria" w:hAnsi="Cambria"/>
+          <w:b w:val="false"/>
+          <w:bCs w:val="false"/>
+          <w:sz w:val="22"/>
+          <w:szCs w:val="22"/>
+        </w:rPr>
+        <w:t>👉 Example: “I’m open based on company standards and role responsibilities.”</w:t>
+      </w:r>
+    </w:p>
+    <w:p>
+      <w:pPr>
+        <w:pStyle w:val="BodyText"/>
+        <w:numPr>
+          <w:ilvl w:val="0"/>
+          <w:numId w:val="1"/>
+        </w:numPr>
+        <w:tabs>
+          <w:tab w:val="clear" w:pos="720"/>
+          <w:tab w:val="left" w:pos="0" w:leader="none"/>
+        </w:tabs>
+        <w:spacing w:lineRule="auto" w:line="278" w:before="0" w:after="160"/>
+        <w:ind w:hanging="283" w:left="709"/>
+        <w:rPr>
+          <w:rFonts w:ascii="Cambria" w:hAnsi="Cambria"/>
+          <w:b/>
+          <w:bCs/>
+        </w:rPr>
+      </w:pPr>
+      <w:r>
+        <w:rPr>
+          <w:rStyle w:val="Strong"/>
+          <w:rFonts w:ascii="Cambria" w:hAnsi="Cambria"/>
+          <w:sz w:val="22"/>
+          <w:szCs w:val="22"/>
+        </w:rPr>
+        <w:t>Are you available to join immediately?</w:t>
+      </w:r>
+      <w:r>
+        <w:rPr>
+          <w:rFonts w:ascii="Cambria" w:hAnsi="Cambria"/>
+          <w:b/>
+          <w:bCs/>
+          <w:sz w:val="22"/>
+          <w:szCs w:val="22"/>
+        </w:rPr>
+        <w:br/>
+      </w:r>
+      <w:r>
+        <w:rPr>
+          <w:rFonts w:ascii="Cambria" w:hAnsi="Cambria"/>
+          <w:b w:val="false"/>
+          <w:bCs w:val="false"/>
+          <w:sz w:val="22"/>
+          <w:szCs w:val="22"/>
+        </w:rPr>
+        <w:t>👉 Example: “Yes, I’m available to join immediately.”</w:t>
+      </w:r>
+    </w:p>
+    <w:p>
+      <w:pPr>
+        <w:pStyle w:val="BodyText"/>
+        <w:numPr>
+          <w:ilvl w:val="0"/>
+          <w:numId w:val="1"/>
+        </w:numPr>
+        <w:tabs>
+          <w:tab w:val="clear" w:pos="720"/>
+          <w:tab w:val="left" w:pos="0" w:leader="none"/>
+        </w:tabs>
+        <w:spacing w:lineRule="auto" w:line="278" w:before="0" w:after="160"/>
+        <w:ind w:hanging="283" w:left="709"/>
+        <w:rPr>
+          <w:rFonts w:ascii="Cambria" w:hAnsi="Cambria"/>
+          <w:b/>
+          <w:bCs/>
+        </w:rPr>
+      </w:pPr>
+      <w:r>
+        <w:rPr>
+          <w:rStyle w:val="Strong"/>
+          <w:rFonts w:ascii="Cambria" w:hAnsi="Cambria"/>
+          <w:sz w:val="22"/>
+          <w:szCs w:val="22"/>
+        </w:rPr>
+        <w:t>Are you working anywhere currently?</w:t>
+      </w:r>
+      <w:r>
+        <w:rPr>
+          <w:rFonts w:ascii="Cambria" w:hAnsi="Cambria"/>
+          <w:b/>
+          <w:bCs/>
+          <w:sz w:val="22"/>
+          <w:szCs w:val="22"/>
+        </w:rPr>
+        <w:br/>
+      </w:r>
+      <w:r>
+        <w:rPr>
+          <w:rFonts w:ascii="Cambria" w:hAnsi="Cambria"/>
+          <w:b w:val="false"/>
+          <w:bCs w:val="false"/>
+          <w:sz w:val="22"/>
+          <w:szCs w:val="22"/>
+        </w:rPr>
+        <w:t>👉 Example: “No, I’m not working currently. I’m looking for a full-time Python Developer role.”</w:t>
+      </w:r>
+    </w:p>
+    <w:p>
+      <w:pPr>
+        <w:pStyle w:val="BodyText"/>
+        <w:numPr>
+          <w:ilvl w:val="0"/>
+          <w:numId w:val="1"/>
+        </w:numPr>
+        <w:tabs>
+          <w:tab w:val="clear" w:pos="720"/>
+          <w:tab w:val="left" w:pos="0" w:leader="none"/>
+        </w:tabs>
+        <w:spacing w:lineRule="auto" w:line="278" w:before="0" w:after="160"/>
+        <w:ind w:hanging="283" w:left="709"/>
+        <w:rPr>
+          <w:rFonts w:ascii="Cambria" w:hAnsi="Cambria"/>
+          <w:b/>
+          <w:bCs/>
+        </w:rPr>
+      </w:pPr>
+      <w:r>
+        <w:rPr>
+          <w:rStyle w:val="Strong"/>
+          <w:rFonts w:ascii="Cambria" w:hAnsi="Cambria"/>
+          <w:sz w:val="22"/>
+          <w:szCs w:val="22"/>
+        </w:rPr>
+        <w:t>Have you attended any interviews recently?</w:t>
+      </w:r>
+      <w:r>
+        <w:rPr>
+          <w:rFonts w:ascii="Cambria" w:hAnsi="Cambria"/>
+          <w:b/>
+          <w:bCs/>
+          <w:sz w:val="22"/>
+          <w:szCs w:val="22"/>
+        </w:rPr>
+        <w:br/>
+      </w:r>
+      <w:r>
+        <w:rPr>
+          <w:rFonts w:ascii="Cambria" w:hAnsi="Cambria"/>
+          <w:b w:val="false"/>
+          <w:bCs w:val="false"/>
+          <w:sz w:val="22"/>
+          <w:szCs w:val="22"/>
+        </w:rPr>
+        <w:t>👉 Example: “Yes, I attended a few calls, but I’m still waiting for the right opportunity.”</w:t>
+      </w:r>
+    </w:p>
+    <w:p>
+      <w:pPr>
+        <w:pStyle w:val="BodyText"/>
+        <w:numPr>
+          <w:ilvl w:val="0"/>
+          <w:numId w:val="1"/>
+        </w:numPr>
+        <w:tabs>
+          <w:tab w:val="clear" w:pos="720"/>
+          <w:tab w:val="left" w:pos="0" w:leader="none"/>
+        </w:tabs>
+        <w:spacing w:lineRule="auto" w:line="278" w:before="0" w:after="160"/>
+        <w:ind w:hanging="283" w:left="709"/>
+        <w:rPr>
+          <w:rFonts w:ascii="Cambria" w:hAnsi="Cambria"/>
+          <w:b/>
+          <w:bCs/>
+        </w:rPr>
+      </w:pPr>
+      <w:r>
+        <w:rPr>
+          <w:rStyle w:val="Strong"/>
+          <w:rFonts w:ascii="Cambria" w:hAnsi="Cambria"/>
+          <w:sz w:val="22"/>
+          <w:szCs w:val="22"/>
+        </w:rPr>
+        <w:t>Do you prefer work from home or office?</w:t>
+      </w:r>
+      <w:r>
+        <w:rPr>
+          <w:rFonts w:ascii="Cambria" w:hAnsi="Cambria"/>
+          <w:b/>
+          <w:bCs/>
+          <w:sz w:val="22"/>
+          <w:szCs w:val="22"/>
+        </w:rPr>
+        <w:br/>
+      </w:r>
+      <w:r>
+        <w:rPr>
+          <w:rFonts w:ascii="Cambria" w:hAnsi="Cambria"/>
+          <w:b w:val="false"/>
+          <w:bCs w:val="false"/>
+          <w:sz w:val="22"/>
+          <w:szCs w:val="22"/>
+        </w:rPr>
+        <w:t>👉 Example: “I’m fine with both. I prefer office if needed for better team communication.”</w:t>
+      </w:r>
+    </w:p>
+    <w:p>
+      <w:pPr>
+        <w:pStyle w:val="BodyText"/>
+        <w:numPr>
+          <w:ilvl w:val="0"/>
+          <w:numId w:val="1"/>
+        </w:numPr>
+        <w:tabs>
+          <w:tab w:val="clear" w:pos="720"/>
+          <w:tab w:val="left" w:pos="0" w:leader="none"/>
+        </w:tabs>
+        <w:spacing w:lineRule="auto" w:line="278" w:before="0" w:after="160"/>
+        <w:ind w:hanging="283" w:left="709"/>
+        <w:rPr>
+          <w:rFonts w:ascii="Cambria" w:hAnsi="Cambria"/>
+          <w:b/>
+          <w:bCs/>
+        </w:rPr>
+      </w:pPr>
+      <w:r>
+        <w:rPr>
+          <w:rStyle w:val="Strong"/>
+          <w:rFonts w:ascii="Cambria" w:hAnsi="Cambria"/>
+          <w:sz w:val="22"/>
+          <w:szCs w:val="22"/>
+        </w:rPr>
+        <w:t>What type of project do you like to work on?</w:t>
+      </w:r>
+      <w:r>
+        <w:rPr>
+          <w:rFonts w:ascii="Cambria" w:hAnsi="Cambria"/>
+          <w:b/>
+          <w:bCs/>
+          <w:sz w:val="22"/>
+          <w:szCs w:val="22"/>
+        </w:rPr>
+        <w:br/>
+      </w:r>
+      <w:r>
+        <w:rPr>
+          <w:rFonts w:ascii="Cambria" w:hAnsi="Cambria"/>
+          <w:b w:val="false"/>
+          <w:bCs w:val="false"/>
+          <w:sz w:val="22"/>
+          <w:szCs w:val="22"/>
+        </w:rPr>
+        <w:t>👉 Example: “I like backend and API development projects using Django and REST Framework.”</w:t>
+      </w:r>
+    </w:p>
+    <w:p>
+      <w:pPr>
+        <w:pStyle w:val="BodyText"/>
+        <w:numPr>
+          <w:ilvl w:val="0"/>
+          <w:numId w:val="1"/>
+        </w:numPr>
+        <w:tabs>
+          <w:tab w:val="clear" w:pos="720"/>
+          <w:tab w:val="left" w:pos="0" w:leader="none"/>
+        </w:tabs>
+        <w:spacing w:lineRule="auto" w:line="278" w:before="0" w:after="160"/>
+        <w:ind w:hanging="283" w:left="709"/>
+        <w:rPr>
+          <w:rFonts w:ascii="Cambria" w:hAnsi="Cambria"/>
+          <w:b/>
+          <w:bCs/>
+        </w:rPr>
+      </w:pPr>
+      <w:r>
+        <w:rPr>
+          <w:rStyle w:val="Strong"/>
+          <w:rFonts w:ascii="Cambria" w:hAnsi="Cambria"/>
+          <w:sz w:val="22"/>
+          <w:szCs w:val="22"/>
+        </w:rPr>
+        <w:t>What are your future goals?</w:t>
+      </w:r>
+      <w:r>
+        <w:rPr>
+          <w:rFonts w:ascii="Cambria" w:hAnsi="Cambria"/>
+          <w:b/>
+          <w:bCs/>
+          <w:sz w:val="22"/>
+          <w:szCs w:val="22"/>
+        </w:rPr>
+        <w:br/>
+      </w:r>
+      <w:r>
+        <w:rPr>
+          <w:rFonts w:ascii="Cambria" w:hAnsi="Cambria"/>
+          <w:b w:val="false"/>
+          <w:bCs w:val="false"/>
+          <w:sz w:val="22"/>
+          <w:szCs w:val="22"/>
+        </w:rPr>
+        <w:t>👉 Example: “I want to become a strong backend developer and later handle full project responsibilities.”</w:t>
+      </w:r>
+    </w:p>
+    <w:p>
+      <w:pPr>
+        <w:pStyle w:val="Normal"/>
+        <w:spacing w:before="0" w:after="160"/>
+        <w:rPr>
+          <w:rFonts w:ascii="Cambria" w:hAnsi="Cambria"/>
+          <w:b/>
+          <w:bCs/>
+          <w:sz w:val="22"/>
+          <w:szCs w:val="22"/>
+        </w:rPr>
+      </w:pPr>
+      <w:r>
+        <w:rPr>
+          <w:rFonts w:ascii="Cambria" w:hAnsi="Cambria"/>
+          <w:b/>
+          <w:bCs/>
+          <w:sz w:val="22"/>
+          <w:szCs w:val="22"/>
         </w:rPr>
       </w:r>
     </w:p>
@@ -1045,6 +2693,255 @@
     </w:sectPr>
   </w:body>
 </w:document>
+</file>
+
+<file path=word/numbering.xml><?xml version="1.0" encoding="utf-8"?>
+<w:numbering xmlns:w="http://schemas.openxmlformats.org/wordprocessingml/2006/main" xmlns:o="urn:schemas-microsoft-com:office:office" xmlns:r="http://schemas.openxmlformats.org/officeDocument/2006/relationships" xmlns:v="urn:schemas-microsoft-com:vml" xmlns:mc="http://schemas.openxmlformats.org/markup-compatibility/2006" xmlns:w14="http://schemas.microsoft.com/office/word/2010/wordml" mc:Ignorable="w14">
+  <w:abstractNum w:abstractNumId="1">
+    <w:lvl w:ilvl="0">
+      <w:start w:val="1"/>
+      <w:numFmt w:val="decimal"/>
+      <w:lvlText w:val="%1."/>
+      <w:lvlJc w:val="left"/>
+      <w:pPr>
+        <w:tabs>
+          <w:tab w:val="num" w:pos="709"/>
+        </w:tabs>
+        <w:ind w:left="709" w:hanging="283"/>
+      </w:pPr>
+      <w:rPr/>
+    </w:lvl>
+    <w:lvl w:ilvl="1">
+      <w:start w:val="1"/>
+      <w:numFmt w:val="decimal"/>
+      <w:lvlText w:val="%2."/>
+      <w:lvlJc w:val="left"/>
+      <w:pPr>
+        <w:tabs>
+          <w:tab w:val="num" w:pos="1418"/>
+        </w:tabs>
+        <w:ind w:left="1418" w:hanging="283"/>
+      </w:pPr>
+      <w:rPr/>
+    </w:lvl>
+    <w:lvl w:ilvl="2">
+      <w:start w:val="1"/>
+      <w:numFmt w:val="decimal"/>
+      <w:lvlText w:val="%3."/>
+      <w:lvlJc w:val="left"/>
+      <w:pPr>
+        <w:tabs>
+          <w:tab w:val="num" w:pos="2127"/>
+        </w:tabs>
+        <w:ind w:left="2127" w:hanging="283"/>
+      </w:pPr>
+      <w:rPr/>
+    </w:lvl>
+    <w:lvl w:ilvl="3">
+      <w:start w:val="1"/>
+      <w:numFmt w:val="decimal"/>
+      <w:lvlText w:val="%4."/>
+      <w:lvlJc w:val="left"/>
+      <w:pPr>
+        <w:tabs>
+          <w:tab w:val="num" w:pos="2836"/>
+        </w:tabs>
+        <w:ind w:left="2836" w:hanging="283"/>
+      </w:pPr>
+      <w:rPr/>
+    </w:lvl>
+    <w:lvl w:ilvl="4">
+      <w:start w:val="1"/>
+      <w:numFmt w:val="decimal"/>
+      <w:lvlText w:val="%5."/>
+      <w:lvlJc w:val="left"/>
+      <w:pPr>
+        <w:tabs>
+          <w:tab w:val="num" w:pos="3545"/>
+        </w:tabs>
+        <w:ind w:left="3545" w:hanging="283"/>
+      </w:pPr>
+      <w:rPr/>
+    </w:lvl>
+    <w:lvl w:ilvl="5">
+      <w:start w:val="1"/>
+      <w:numFmt w:val="decimal"/>
+      <w:lvlText w:val="%6."/>
+      <w:lvlJc w:val="left"/>
+      <w:pPr>
+        <w:tabs>
+          <w:tab w:val="num" w:pos="4254"/>
+        </w:tabs>
+        <w:ind w:left="4254" w:hanging="283"/>
+      </w:pPr>
+      <w:rPr/>
+    </w:lvl>
+    <w:lvl w:ilvl="6">
+      <w:start w:val="1"/>
+      <w:numFmt w:val="decimal"/>
+      <w:lvlText w:val="%7."/>
+      <w:lvlJc w:val="left"/>
+      <w:pPr>
+        <w:tabs>
+          <w:tab w:val="num" w:pos="4963"/>
+        </w:tabs>
+        <w:ind w:left="4963" w:hanging="283"/>
+      </w:pPr>
+      <w:rPr/>
+    </w:lvl>
+    <w:lvl w:ilvl="7">
+      <w:start w:val="1"/>
+      <w:numFmt w:val="decimal"/>
+      <w:lvlText w:val="%8."/>
+      <w:lvlJc w:val="left"/>
+      <w:pPr>
+        <w:tabs>
+          <w:tab w:val="num" w:pos="5672"/>
+        </w:tabs>
+        <w:ind w:left="5672" w:hanging="283"/>
+      </w:pPr>
+      <w:rPr/>
+    </w:lvl>
+    <w:lvl w:ilvl="8">
+      <w:start w:val="1"/>
+      <w:numFmt w:val="decimal"/>
+      <w:lvlText w:val="%9."/>
+      <w:lvlJc w:val="left"/>
+      <w:pPr>
+        <w:tabs>
+          <w:tab w:val="num" w:pos="6381"/>
+        </w:tabs>
+        <w:ind w:left="6381" w:hanging="283"/>
+      </w:pPr>
+      <w:rPr/>
+    </w:lvl>
+  </w:abstractNum>
+  <w:abstractNum w:abstractNumId="2">
+    <w:lvl w:ilvl="0">
+      <w:start w:val="1"/>
+      <w:numFmt w:val="none"/>
+      <w:suff w:val="nothing"/>
+      <w:lvlText w:val=""/>
+      <w:lvlJc w:val="left"/>
+      <w:pPr>
+        <w:tabs>
+          <w:tab w:val="num" w:pos="0"/>
+        </w:tabs>
+        <w:ind w:left="0" w:hanging="0"/>
+      </w:pPr>
+    </w:lvl>
+    <w:lvl w:ilvl="1">
+      <w:start w:val="1"/>
+      <w:numFmt w:val="none"/>
+      <w:suff w:val="nothing"/>
+      <w:lvlText w:val=""/>
+      <w:lvlJc w:val="left"/>
+      <w:pPr>
+        <w:tabs>
+          <w:tab w:val="num" w:pos="0"/>
+        </w:tabs>
+        <w:ind w:left="0" w:hanging="0"/>
+      </w:pPr>
+    </w:lvl>
+    <w:lvl w:ilvl="2">
+      <w:start w:val="1"/>
+      <w:numFmt w:val="none"/>
+      <w:suff w:val="nothing"/>
+      <w:lvlText w:val=""/>
+      <w:lvlJc w:val="left"/>
+      <w:pPr>
+        <w:tabs>
+          <w:tab w:val="num" w:pos="0"/>
+        </w:tabs>
+        <w:ind w:left="0" w:hanging="0"/>
+      </w:pPr>
+    </w:lvl>
+    <w:lvl w:ilvl="3">
+      <w:start w:val="1"/>
+      <w:numFmt w:val="none"/>
+      <w:suff w:val="nothing"/>
+      <w:lvlText w:val=""/>
+      <w:lvlJc w:val="left"/>
+      <w:pPr>
+        <w:tabs>
+          <w:tab w:val="num" w:pos="0"/>
+        </w:tabs>
+        <w:ind w:left="0" w:hanging="0"/>
+      </w:pPr>
+    </w:lvl>
+    <w:lvl w:ilvl="4">
+      <w:start w:val="1"/>
+      <w:numFmt w:val="none"/>
+      <w:suff w:val="nothing"/>
+      <w:lvlText w:val=""/>
+      <w:lvlJc w:val="left"/>
+      <w:pPr>
+        <w:tabs>
+          <w:tab w:val="num" w:pos="0"/>
+        </w:tabs>
+        <w:ind w:left="0" w:hanging="0"/>
+      </w:pPr>
+    </w:lvl>
+    <w:lvl w:ilvl="5">
+      <w:start w:val="1"/>
+      <w:numFmt w:val="none"/>
+      <w:suff w:val="nothing"/>
+      <w:lvlText w:val=""/>
+      <w:lvlJc w:val="left"/>
+      <w:pPr>
+        <w:tabs>
+          <w:tab w:val="num" w:pos="0"/>
+        </w:tabs>
+        <w:ind w:left="0" w:hanging="0"/>
+      </w:pPr>
+    </w:lvl>
+    <w:lvl w:ilvl="6">
+      <w:start w:val="1"/>
+      <w:numFmt w:val="none"/>
+      <w:suff w:val="nothing"/>
+      <w:lvlText w:val=""/>
+      <w:lvlJc w:val="left"/>
+      <w:pPr>
+        <w:tabs>
+          <w:tab w:val="num" w:pos="0"/>
+        </w:tabs>
+        <w:ind w:left="0" w:hanging="0"/>
+      </w:pPr>
+    </w:lvl>
+    <w:lvl w:ilvl="7">
+      <w:start w:val="1"/>
+      <w:numFmt w:val="none"/>
+      <w:suff w:val="nothing"/>
+      <w:lvlText w:val=""/>
+      <w:lvlJc w:val="left"/>
+      <w:pPr>
+        <w:tabs>
+          <w:tab w:val="num" w:pos="0"/>
+        </w:tabs>
+        <w:ind w:left="0" w:hanging="0"/>
+      </w:pPr>
+    </w:lvl>
+    <w:lvl w:ilvl="8">
+      <w:start w:val="1"/>
+      <w:numFmt w:val="none"/>
+      <w:suff w:val="nothing"/>
+      <w:lvlText w:val=""/>
+      <w:lvlJc w:val="left"/>
+      <w:pPr>
+        <w:tabs>
+          <w:tab w:val="num" w:pos="0"/>
+        </w:tabs>
+        <w:ind w:left="0" w:hanging="0"/>
+      </w:pPr>
+    </w:lvl>
+  </w:abstractNum>
+  <w:num w:numId="1">
+    <w:abstractNumId w:val="1"/>
+  </w:num>
+  <w:num w:numId="2">
+    <w:abstractNumId w:val="2"/>
+  </w:num>
+</w:numbering>
 </file>
 
 <file path=word/styles.xml><?xml version="1.0" encoding="utf-8"?>
@@ -1449,6 +3346,7 @@
     <w:qFormat/>
     <w:pPr>
       <w:widowControl/>
+      <w:suppressAutoHyphens w:val="true"/>
       <w:bidi w:val="0"/>
       <w:spacing w:lineRule="auto" w:line="278" w:before="0" w:after="160"/>
       <w:jc w:val="left"/>
@@ -1879,6 +3777,19 @@
       <w:spacing w:val="5"/>
     </w:rPr>
   </w:style>
+  <w:style w:type="character" w:styleId="NumberingSymbols">
+    <w:name w:val="Numbering Symbols"/>
+    <w:qFormat/>
+    <w:rPr/>
+  </w:style>
+  <w:style w:type="character" w:styleId="Strong">
+    <w:name w:val="Strong"/>
+    <w:qFormat/>
+    <w:rPr>
+      <w:b/>
+      <w:bCs/>
+    </w:rPr>
+  </w:style>
   <w:style w:type="paragraph" w:styleId="Heading">
     <w:name w:val="Heading"/>
     <w:basedOn w:val="Normal"/>
@@ -2027,6 +3938,23 @@
       <w:i/>
       <w:iCs/>
       <w:color w:themeColor="accent1" w:themeShade="bf" w:val="0F4761"/>
+    </w:rPr>
+  </w:style>
+  <w:style w:type="paragraph" w:styleId="HorizontalLine">
+    <w:name w:val="Horizontal Line"/>
+    <w:basedOn w:val="Normal"/>
+    <w:next w:val="BodyText"/>
+    <w:qFormat/>
+    <w:pPr>
+      <w:suppressLineNumbers/>
+      <w:pBdr>
+        <w:bottom w:val="double" w:sz="2" w:space="0" w:color="808080"/>
+      </w:pBdr>
+      <w:spacing w:before="0" w:after="283"/>
+    </w:pPr>
+    <w:rPr>
+      <w:sz w:val="12"/>
+      <w:szCs w:val="12"/>
     </w:rPr>
   </w:style>
   <w:style w:type="numbering" w:styleId="NoList" w:default="1">

--- a/Shedule/Interview Preparation Plan (Day-by-Day).docx
+++ b/Shedule/Interview Preparation Plan (Day-by-Day).docx
@@ -57,8 +57,8 @@
         <w:tblLook w:firstRow="1" w:noVBand="1" w:lastRow="0" w:firstColumn="1" w:lastColumn="0" w:noHBand="0" w:val="04a0"/>
       </w:tblPr>
       <w:tblGrid>
-        <w:gridCol w:w="1205"/>
-        <w:gridCol w:w="1976"/>
+        <w:gridCol w:w="1204"/>
+        <w:gridCol w:w="1977"/>
         <w:gridCol w:w="3135"/>
         <w:gridCol w:w="2709"/>
       </w:tblGrid>
@@ -68,7 +68,7 @@
         </w:trPr>
         <w:tc>
           <w:tcPr>
-            <w:tcW w:w="1205" w:type="dxa"/>
+            <w:tcW w:w="1204" w:type="dxa"/>
             <w:tcBorders/>
             <w:vAlign w:val="center"/>
           </w:tcPr>
@@ -96,7 +96,7 @@
         </w:tc>
         <w:tc>
           <w:tcPr>
-            <w:tcW w:w="1976" w:type="dxa"/>
+            <w:tcW w:w="1977" w:type="dxa"/>
             <w:tcBorders/>
             <w:vAlign w:val="center"/>
           </w:tcPr>
@@ -183,7 +183,7 @@
         <w:trPr/>
         <w:tc>
           <w:tcPr>
-            <w:tcW w:w="1205" w:type="dxa"/>
+            <w:tcW w:w="1204" w:type="dxa"/>
             <w:tcBorders/>
             <w:vAlign w:val="center"/>
           </w:tcPr>
@@ -209,7 +209,7 @@
         </w:tc>
         <w:tc>
           <w:tcPr>
-            <w:tcW w:w="1976" w:type="dxa"/>
+            <w:tcW w:w="1977" w:type="dxa"/>
             <w:tcBorders/>
             <w:vAlign w:val="center"/>
           </w:tcPr>
@@ -290,7 +290,7 @@
         <w:trPr/>
         <w:tc>
           <w:tcPr>
-            <w:tcW w:w="1205" w:type="dxa"/>
+            <w:tcW w:w="1204" w:type="dxa"/>
             <w:tcBorders/>
             <w:vAlign w:val="center"/>
           </w:tcPr>
@@ -316,7 +316,7 @@
         </w:tc>
         <w:tc>
           <w:tcPr>
-            <w:tcW w:w="1976" w:type="dxa"/>
+            <w:tcW w:w="1977" w:type="dxa"/>
             <w:tcBorders/>
             <w:vAlign w:val="center"/>
           </w:tcPr>
@@ -397,7 +397,7 @@
         <w:trPr/>
         <w:tc>
           <w:tcPr>
-            <w:tcW w:w="1205" w:type="dxa"/>
+            <w:tcW w:w="1204" w:type="dxa"/>
             <w:tcBorders/>
             <w:vAlign w:val="center"/>
           </w:tcPr>
@@ -423,7 +423,7 @@
         </w:tc>
         <w:tc>
           <w:tcPr>
-            <w:tcW w:w="1976" w:type="dxa"/>
+            <w:tcW w:w="1977" w:type="dxa"/>
             <w:tcBorders/>
             <w:vAlign w:val="center"/>
           </w:tcPr>
@@ -504,7 +504,7 @@
         <w:trPr/>
         <w:tc>
           <w:tcPr>
-            <w:tcW w:w="1205" w:type="dxa"/>
+            <w:tcW w:w="1204" w:type="dxa"/>
             <w:tcBorders/>
             <w:vAlign w:val="center"/>
           </w:tcPr>
@@ -530,7 +530,7 @@
         </w:tc>
         <w:tc>
           <w:tcPr>
-            <w:tcW w:w="1976" w:type="dxa"/>
+            <w:tcW w:w="1977" w:type="dxa"/>
             <w:tcBorders/>
             <w:vAlign w:val="center"/>
           </w:tcPr>
@@ -611,7 +611,7 @@
         <w:trPr/>
         <w:tc>
           <w:tcPr>
-            <w:tcW w:w="1205" w:type="dxa"/>
+            <w:tcW w:w="1204" w:type="dxa"/>
             <w:tcBorders/>
             <w:vAlign w:val="center"/>
           </w:tcPr>
@@ -637,7 +637,7 @@
         </w:tc>
         <w:tc>
           <w:tcPr>
-            <w:tcW w:w="1976" w:type="dxa"/>
+            <w:tcW w:w="1977" w:type="dxa"/>
             <w:tcBorders/>
             <w:vAlign w:val="center"/>
           </w:tcPr>
@@ -718,7 +718,7 @@
         <w:trPr/>
         <w:tc>
           <w:tcPr>
-            <w:tcW w:w="1205" w:type="dxa"/>
+            <w:tcW w:w="1204" w:type="dxa"/>
             <w:tcBorders/>
             <w:vAlign w:val="center"/>
           </w:tcPr>
@@ -744,7 +744,7 @@
         </w:tc>
         <w:tc>
           <w:tcPr>
-            <w:tcW w:w="1976" w:type="dxa"/>
+            <w:tcW w:w="1977" w:type="dxa"/>
             <w:tcBorders/>
             <w:vAlign w:val="center"/>
           </w:tcPr>
@@ -825,7 +825,7 @@
         <w:trPr/>
         <w:tc>
           <w:tcPr>
-            <w:tcW w:w="1205" w:type="dxa"/>
+            <w:tcW w:w="1204" w:type="dxa"/>
             <w:tcBorders/>
             <w:vAlign w:val="center"/>
           </w:tcPr>
@@ -851,7 +851,7 @@
         </w:tc>
         <w:tc>
           <w:tcPr>
-            <w:tcW w:w="1976" w:type="dxa"/>
+            <w:tcW w:w="1977" w:type="dxa"/>
             <w:tcBorders/>
             <w:vAlign w:val="center"/>
           </w:tcPr>
@@ -932,7 +932,7 @@
         <w:trPr/>
         <w:tc>
           <w:tcPr>
-            <w:tcW w:w="1205" w:type="dxa"/>
+            <w:tcW w:w="1204" w:type="dxa"/>
             <w:tcBorders/>
             <w:vAlign w:val="center"/>
           </w:tcPr>
@@ -958,7 +958,7 @@
         </w:tc>
         <w:tc>
           <w:tcPr>
-            <w:tcW w:w="1976" w:type="dxa"/>
+            <w:tcW w:w="1977" w:type="dxa"/>
             <w:tcBorders/>
             <w:vAlign w:val="center"/>
           </w:tcPr>
@@ -1120,7 +1120,7 @@
         <w:pStyle w:val="Normal"/>
         <w:spacing w:before="0" w:after="160"/>
         <w:rPr>
-          <w:rFonts w:ascii="Cambria" w:hAnsi="Cambria" w:eastAsia="Aptos" w:cstheme="minorBidi" w:eastAsiaTheme="minorHAnsi"/>
+          <w:rFonts w:ascii="Cambria" w:hAnsi="Cambria" w:eastAsia="Aptos" w:cs="" w:cstheme="minorBidi" w:eastAsiaTheme="minorHAnsi"/>
           <w:b/>
           <w:bCs/>
           <w:color w:val="auto"/>
@@ -1131,7 +1131,7 @@
       </w:pPr>
       <w:r>
         <w:rPr>
-          <w:rFonts w:eastAsia="Aptos" w:cstheme="minorBidi" w:eastAsiaTheme="minorHAnsi" w:ascii="Cambria" w:hAnsi="Cambria"/>
+          <w:rFonts w:eastAsia="Aptos" w:cs="" w:ascii="Cambria" w:hAnsi="Cambria" w:cstheme="minorBidi" w:eastAsiaTheme="minorHAnsi"/>
           <w:b/>
           <w:bCs/>
           <w:color w:val="auto"/>
@@ -1241,7 +1241,7 @@
       </w:r>
       <w:r>
         <w:rPr>
-          <w:rFonts w:eastAsia="Aptos" w:ascii="Cambria" w:hAnsi="Cambria" w:cstheme="minorBidi" w:eastAsiaTheme="minorHAnsi"/>
+          <w:rFonts w:eastAsia="Aptos" w:cs="" w:ascii="Cambria" w:hAnsi="Cambria" w:cstheme="minorBidi" w:eastAsiaTheme="minorHAnsi"/>
           <w:b/>
           <w:bCs/>
           <w:color w:val="auto"/>
@@ -1312,7 +1312,7 @@
         <w:pStyle w:val="Heading3"/>
         <w:spacing w:before="0" w:after="160"/>
         <w:rPr>
-          <w:rFonts w:ascii="Cambria" w:hAnsi="Cambria" w:eastAsia="Aptos" w:cstheme="minorBidi" w:eastAsiaTheme="minorHAnsi"/>
+          <w:rFonts w:ascii="Cambria" w:hAnsi="Cambria" w:eastAsia="Aptos" w:cs="" w:cstheme="minorBidi" w:eastAsiaTheme="minorHAnsi"/>
           <w:b/>
           <w:bCs/>
           <w:color w:val="auto"/>
@@ -1323,7 +1323,7 @@
       </w:pPr>
       <w:r>
         <w:rPr>
-          <w:rFonts w:eastAsia="Aptos" w:cstheme="minorBidi" w:eastAsiaTheme="minorHAnsi" w:ascii="Cambria" w:hAnsi="Cambria"/>
+          <w:rFonts w:eastAsia="Aptos" w:cs="" w:ascii="Cambria" w:hAnsi="Cambria" w:cstheme="minorBidi" w:eastAsiaTheme="minorHAnsi"/>
           <w:b/>
           <w:bCs/>
           <w:color w:val="auto"/>
@@ -1394,7 +1394,7 @@
         <w:pStyle w:val="Heading3"/>
         <w:spacing w:before="0" w:after="160"/>
         <w:rPr>
-          <w:rFonts w:ascii="Cambria" w:hAnsi="Cambria" w:eastAsia="Aptos" w:cstheme="minorBidi" w:eastAsiaTheme="minorHAnsi"/>
+          <w:rFonts w:ascii="Cambria" w:hAnsi="Cambria" w:eastAsia="Aptos" w:cs="" w:cstheme="minorBidi" w:eastAsiaTheme="minorHAnsi"/>
           <w:b/>
           <w:bCs/>
           <w:color w:val="auto"/>
@@ -1405,7 +1405,7 @@
       </w:pPr>
       <w:r>
         <w:rPr>
-          <w:rFonts w:eastAsia="Aptos" w:cstheme="minorBidi" w:eastAsiaTheme="minorHAnsi" w:ascii="Cambria" w:hAnsi="Cambria"/>
+          <w:rFonts w:eastAsia="Aptos" w:cs="" w:ascii="Cambria" w:hAnsi="Cambria" w:cstheme="minorBidi" w:eastAsiaTheme="minorHAnsi"/>
           <w:b/>
           <w:bCs/>
           <w:color w:val="auto"/>
@@ -1446,7 +1446,25 @@
           <w:sz w:val="22"/>
           <w:szCs w:val="22"/>
         </w:rPr>
-        <w:t>I left the job to look for better career growth and more challenging projects in Python and Django development.”</w:t>
+        <w:t xml:space="preserve">I left the job to look for better career growth and more challenging projects in Python and </w:t>
+      </w:r>
+      <w:r>
+        <w:rPr>
+          <w:rFonts w:ascii="Cambria" w:hAnsi="Cambria"/>
+          <w:sz w:val="22"/>
+          <w:szCs w:val="22"/>
+        </w:rPr>
+        <w:t>related technologies like Django, DRF, REST APIs, and MySQL.</w:t>
+      </w:r>
+      <w:r>
+        <w:rPr>
+          <w:rFonts w:ascii="Cambria" w:hAnsi="Cambria"/>
+          <w:b w:val="false"/>
+          <w:bCs w:val="false"/>
+          <w:sz w:val="22"/>
+          <w:szCs w:val="22"/>
+        </w:rPr>
+        <w:t>”</w:t>
       </w:r>
     </w:p>
     <w:p>
@@ -1476,7 +1494,7 @@
         <w:pStyle w:val="Heading3"/>
         <w:spacing w:before="0" w:after="160"/>
         <w:rPr>
-          <w:rFonts w:ascii="Cambria" w:hAnsi="Cambria" w:eastAsia="Aptos" w:cstheme="minorBidi" w:eastAsiaTheme="minorHAnsi"/>
+          <w:rFonts w:ascii="Cambria" w:hAnsi="Cambria" w:eastAsia="Aptos" w:cs="" w:cstheme="minorBidi" w:eastAsiaTheme="minorHAnsi"/>
           <w:b/>
           <w:bCs/>
           <w:color w:val="auto"/>
@@ -1487,7 +1505,7 @@
       </w:pPr>
       <w:r>
         <w:rPr>
-          <w:rFonts w:eastAsia="Aptos" w:cstheme="minorBidi" w:eastAsiaTheme="minorHAnsi" w:ascii="Cambria" w:hAnsi="Cambria"/>
+          <w:rFonts w:eastAsia="Aptos" w:cs="" w:ascii="Cambria" w:hAnsi="Cambria" w:cstheme="minorBidi" w:eastAsiaTheme="minorHAnsi"/>
           <w:b/>
           <w:bCs/>
           <w:color w:val="auto"/>
@@ -1558,7 +1576,7 @@
         <w:pStyle w:val="Heading3"/>
         <w:spacing w:before="0" w:after="160"/>
         <w:rPr>
-          <w:rFonts w:ascii="Cambria" w:hAnsi="Cambria" w:eastAsia="Aptos" w:cstheme="minorBidi" w:eastAsiaTheme="minorHAnsi"/>
+          <w:rFonts w:ascii="Cambria" w:hAnsi="Cambria" w:eastAsia="Aptos" w:cs="" w:cstheme="minorBidi" w:eastAsiaTheme="minorHAnsi"/>
           <w:b/>
           <w:bCs/>
           <w:color w:val="auto"/>
@@ -1569,7 +1587,7 @@
       </w:pPr>
       <w:r>
         <w:rPr>
-          <w:rFonts w:eastAsia="Aptos" w:cstheme="minorBidi" w:eastAsiaTheme="minorHAnsi" w:ascii="Cambria" w:hAnsi="Cambria"/>
+          <w:rFonts w:eastAsia="Aptos" w:cs="" w:ascii="Cambria" w:hAnsi="Cambria" w:cstheme="minorBidi" w:eastAsiaTheme="minorHAnsi"/>
           <w:b/>
           <w:bCs/>
           <w:color w:val="auto"/>
@@ -1634,7 +1652,7 @@
         <w:pStyle w:val="Heading3"/>
         <w:spacing w:before="0" w:after="160"/>
         <w:rPr>
-          <w:rFonts w:ascii="Cambria" w:hAnsi="Cambria" w:eastAsia="Aptos" w:cstheme="minorBidi" w:eastAsiaTheme="minorHAnsi"/>
+          <w:rFonts w:ascii="Cambria" w:hAnsi="Cambria" w:eastAsia="Aptos" w:cs="" w:cstheme="minorBidi" w:eastAsiaTheme="minorHAnsi"/>
           <w:b/>
           <w:bCs/>
           <w:color w:val="auto"/>
@@ -1645,7 +1663,7 @@
       </w:pPr>
       <w:r>
         <w:rPr>
-          <w:rFonts w:eastAsia="Aptos" w:cstheme="minorBidi" w:eastAsiaTheme="minorHAnsi" w:ascii="Cambria" w:hAnsi="Cambria"/>
+          <w:rFonts w:eastAsia="Aptos" w:cs="" w:ascii="Cambria" w:hAnsi="Cambria" w:cstheme="minorBidi" w:eastAsiaTheme="minorHAnsi"/>
           <w:b/>
           <w:bCs/>
           <w:color w:val="auto"/>
@@ -1716,7 +1734,7 @@
         <w:pStyle w:val="Heading3"/>
         <w:spacing w:before="0" w:after="160"/>
         <w:rPr>
-          <w:rFonts w:ascii="Cambria" w:hAnsi="Cambria" w:eastAsia="Aptos" w:cstheme="minorBidi" w:eastAsiaTheme="minorHAnsi"/>
+          <w:rFonts w:ascii="Cambria" w:hAnsi="Cambria" w:eastAsia="Aptos" w:cs="" w:cstheme="minorBidi" w:eastAsiaTheme="minorHAnsi"/>
           <w:b/>
           <w:bCs/>
           <w:color w:val="auto"/>
@@ -1727,7 +1745,7 @@
       </w:pPr>
       <w:r>
         <w:rPr>
-          <w:rFonts w:eastAsia="Aptos" w:cstheme="minorBidi" w:eastAsiaTheme="minorHAnsi" w:ascii="Cambria" w:hAnsi="Cambria"/>
+          <w:rFonts w:eastAsia="Aptos" w:cs="" w:ascii="Cambria" w:hAnsi="Cambria" w:cstheme="minorBidi" w:eastAsiaTheme="minorHAnsi"/>
           <w:b/>
           <w:bCs/>
           <w:color w:val="auto"/>
@@ -1798,7 +1816,7 @@
         <w:pStyle w:val="Heading3"/>
         <w:spacing w:before="0" w:after="160"/>
         <w:rPr>
-          <w:rFonts w:ascii="Cambria" w:hAnsi="Cambria" w:eastAsia="Aptos" w:cstheme="minorBidi" w:eastAsiaTheme="minorHAnsi"/>
+          <w:rFonts w:ascii="Cambria" w:hAnsi="Cambria" w:eastAsia="Aptos" w:cs="" w:cstheme="minorBidi" w:eastAsiaTheme="minorHAnsi"/>
           <w:b/>
           <w:bCs/>
           <w:color w:val="auto"/>
@@ -1809,7 +1827,7 @@
       </w:pPr>
       <w:r>
         <w:rPr>
-          <w:rFonts w:eastAsia="Aptos" w:cstheme="minorBidi" w:eastAsiaTheme="minorHAnsi" w:ascii="Cambria" w:hAnsi="Cambria"/>
+          <w:rFonts w:eastAsia="Aptos" w:cs="" w:ascii="Cambria" w:hAnsi="Cambria" w:cstheme="minorBidi" w:eastAsiaTheme="minorHAnsi"/>
           <w:b/>
           <w:bCs/>
           <w:color w:val="auto"/>
@@ -1880,7 +1898,7 @@
         <w:pStyle w:val="Heading3"/>
         <w:spacing w:before="0" w:after="160"/>
         <w:rPr>
-          <w:rFonts w:ascii="Cambria" w:hAnsi="Cambria" w:eastAsia="Aptos" w:cstheme="minorBidi" w:eastAsiaTheme="minorHAnsi"/>
+          <w:rFonts w:ascii="Cambria" w:hAnsi="Cambria" w:eastAsia="Aptos" w:cs="" w:cstheme="minorBidi" w:eastAsiaTheme="minorHAnsi"/>
           <w:b/>
           <w:bCs/>
           <w:color w:val="auto"/>
@@ -1891,7 +1909,7 @@
       </w:pPr>
       <w:r>
         <w:rPr>
-          <w:rFonts w:eastAsia="Aptos" w:cstheme="minorBidi" w:eastAsiaTheme="minorHAnsi" w:ascii="Cambria" w:hAnsi="Cambria"/>
+          <w:rFonts w:eastAsia="Aptos" w:cs="" w:ascii="Cambria" w:hAnsi="Cambria" w:cstheme="minorBidi" w:eastAsiaTheme="minorHAnsi"/>
           <w:b/>
           <w:bCs/>
           <w:color w:val="auto"/>
@@ -1899,19 +1917,7 @@
           <w:szCs w:val="22"/>
           <w14:ligatures w14:val="standardContextual"/>
         </w:rPr>
-        <w:t xml:space="preserve">10. </w:t>
-      </w:r>
-      <w:r>
-        <w:rPr>
-          <w:rFonts w:eastAsia="Aptos" w:cstheme="minorBidi" w:eastAsiaTheme="minorHAnsi" w:ascii="Cambria" w:hAnsi="Cambria"/>
-          <w:b/>
-          <w:bCs/>
-          <w:color w:val="auto"/>
-          <w:sz w:val="22"/>
-          <w:szCs w:val="22"/>
-          <w14:ligatures w14:val="standardContextual"/>
-        </w:rPr>
-        <w:t>If you don’t know some skills, why should we hire you?</w:t>
+        <w:t>10. If you don’t know some skills, why should we hire you?</w:t>
       </w:r>
     </w:p>
     <w:p>
@@ -1974,10 +1980,10 @@
         <w:pStyle w:val="Heading3"/>
         <w:spacing w:before="0" w:after="160"/>
         <w:rPr>
-          <w:rFonts w:ascii="Cambria" w:hAnsi="Cambria" w:eastAsia="Aptos" w:cstheme="minorBidi" w:eastAsiaTheme="minorHAnsi"/>
-          <w:b/>
-          <w:bCs/>
-          <w:color w:val="auto"/>
+          <w:rFonts w:ascii="Cambria" w:hAnsi="Cambria" w:eastAsia="Aptos" w:cs="" w:cstheme="minorBidi" w:eastAsiaTheme="minorHAnsi"/>
+          <w:b/>
+          <w:bCs/>
+          <w:color w:themeColor="accent1" w:themeShade="bf" w:val="auto"/>
           <w:sz w:val="22"/>
           <w:szCs w:val="22"/>
           <w14:ligatures w14:val="standardContextual"/>
@@ -1985,10 +1991,10 @@
       </w:pPr>
       <w:r>
         <w:rPr>
-          <w:rFonts w:eastAsia="Aptos" w:cstheme="minorBidi" w:eastAsiaTheme="minorHAnsi" w:ascii="Cambria" w:hAnsi="Cambria"/>
-          <w:b/>
-          <w:bCs/>
-          <w:color w:val="auto"/>
+          <w:rFonts w:eastAsia="Aptos" w:cs="" w:cstheme="minorBidi" w:eastAsiaTheme="minorHAnsi" w:ascii="Cambria" w:hAnsi="Cambria"/>
+          <w:b/>
+          <w:bCs/>
+          <w:color w:themeColor="accent1" w:themeShade="bf" w:val="auto"/>
           <w:sz w:val="22"/>
           <w:szCs w:val="22"/>
           <w14:ligatures w14:val="standardContextual"/>
@@ -2037,17 +2043,7 @@
           <w:sz w:val="22"/>
           <w:szCs w:val="22"/>
         </w:rPr>
-        <w:t xml:space="preserve">11. </w:t>
-      </w:r>
-      <w:r>
-        <w:rPr>
-          <w:rFonts w:ascii="Cambria" w:hAnsi="Cambria"/>
-          <w:b/>
-          <w:bCs/>
-          <w:sz w:val="22"/>
-          <w:szCs w:val="22"/>
-        </w:rPr>
-        <w:t>What frameworks have you used ?</w:t>
+        <w:t>11. What frameworks have you used ?</w:t>
       </w:r>
     </w:p>
     <w:p>
@@ -2110,7 +2106,33 @@
         <w:pStyle w:val="Heading3"/>
         <w:spacing w:before="0" w:after="160"/>
         <w:rPr>
-          <w:rFonts w:ascii="Cambria" w:hAnsi="Cambria" w:eastAsia="Aptos" w:cstheme="minorBidi" w:eastAsiaTheme="minorHAnsi"/>
+          <w:rFonts w:ascii="Cambria" w:hAnsi="Cambria" w:eastAsia="Aptos" w:cs="" w:cstheme="minorBidi" w:eastAsiaTheme="minorHAnsi"/>
+          <w:b/>
+          <w:bCs/>
+          <w:color w:themeColor="accent1" w:themeShade="bf" w:val="auto"/>
+          <w:sz w:val="24"/>
+          <w:szCs w:val="24"/>
+          <w14:ligatures w14:val="standardContextual"/>
+        </w:rPr>
+      </w:pPr>
+      <w:r>
+        <w:rPr>
+          <w:rFonts w:eastAsia="Aptos" w:cs="" w:cstheme="minorBidi" w:eastAsiaTheme="minorHAnsi" w:ascii="Cambria" w:hAnsi="Cambria"/>
+          <w:b/>
+          <w:bCs/>
+          <w:color w:themeColor="accent1" w:themeShade="bf" w:val="auto"/>
+          <w:sz w:val="24"/>
+          <w:szCs w:val="24"/>
+          <w14:ligatures w14:val="standardContextual"/>
+        </w:rPr>
+      </w:r>
+    </w:p>
+    <w:p>
+      <w:pPr>
+        <w:pStyle w:val="Heading3"/>
+        <w:spacing w:before="0" w:after="160"/>
+        <w:rPr>
+          <w:rFonts w:ascii="Cambria" w:hAnsi="Cambria" w:eastAsia="Aptos" w:cs="" w:cstheme="minorBidi" w:eastAsiaTheme="minorHAnsi"/>
           <w:b/>
           <w:bCs/>
           <w:color w:val="auto"/>
@@ -2121,7 +2143,7 @@
       </w:pPr>
       <w:r>
         <w:rPr>
-          <w:rFonts w:eastAsia="Aptos" w:cstheme="minorBidi" w:eastAsiaTheme="minorHAnsi" w:ascii="Cambria" w:hAnsi="Cambria"/>
+          <w:rFonts w:eastAsia="Aptos" w:cs="" w:ascii="Cambria" w:hAnsi="Cambria" w:cstheme="minorBidi" w:eastAsiaTheme="minorHAnsi"/>
           <w:b/>
           <w:bCs/>
           <w:color w:val="auto"/>
@@ -2129,37 +2151,11 @@
           <w:szCs w:val="24"/>
           <w14:ligatures w14:val="standardContextual"/>
         </w:rPr>
-      </w:r>
-    </w:p>
-    <w:p>
-      <w:pPr>
-        <w:pStyle w:val="Heading3"/>
-        <w:spacing w:before="0" w:after="160"/>
-        <w:rPr>
-          <w:rFonts w:ascii="Cambria" w:hAnsi="Cambria" w:eastAsia="Aptos" w:cstheme="minorBidi" w:eastAsiaTheme="minorHAnsi"/>
-          <w:b/>
-          <w:bCs/>
-          <w:color w:val="auto"/>
-          <w:sz w:val="24"/>
-          <w:szCs w:val="24"/>
-          <w14:ligatures w14:val="standardContextual"/>
-        </w:rPr>
-      </w:pPr>
-      <w:r>
-        <w:rPr>
-          <w:rFonts w:eastAsia="Aptos" w:cstheme="minorBidi" w:eastAsiaTheme="minorHAnsi" w:ascii="Cambria" w:hAnsi="Cambria"/>
-          <w:b/>
-          <w:bCs/>
-          <w:color w:val="auto"/>
-          <w:sz w:val="24"/>
-          <w:szCs w:val="24"/>
-          <w14:ligatures w14:val="standardContextual"/>
-        </w:rPr>
         <w:t xml:space="preserve">🔹 </w:t>
       </w:r>
       <w:r>
         <w:rPr>
-          <w:rFonts w:eastAsia="Aptos" w:cstheme="minorBidi" w:eastAsiaTheme="minorHAnsi" w:ascii="Cambria" w:hAnsi="Cambria"/>
+          <w:rFonts w:eastAsia="Aptos" w:cs="" w:ascii="Cambria" w:hAnsi="Cambria" w:cstheme="minorBidi" w:eastAsiaTheme="minorHAnsi"/>
           <w:b/>
           <w:bCs/>
           <w:color w:val="auto"/>
